--- a/Технология раработки ПО/Техническое задание.docx
+++ b/Технология раработки ПО/Техническое задание.docx
@@ -31,6 +31,10 @@
         <w:ind w:firstLine="709"/>
       </w:pPr>
       <w:r>
+        <w:rPr>
+          <w:noProof/>
+          <w:lang w:eastAsia="ru-RU"/>
+        </w:rPr>
         <w:drawing>
           <wp:anchor distT="0" distB="0" distL="114300" distR="114300" simplePos="0" relativeHeight="251658240" behindDoc="0" locked="0" layoutInCell="1" allowOverlap="1">
             <wp:simplePos x="0" y="0"/>
@@ -60,7 +64,7 @@
                     <a:blip r:embed="rId8" cstate="print">
                       <a:extLst>
                         <a:ext uri="{28A0092B-C50C-407E-A947-70E740481C1C}">
-                          <a14:useLocalDpi xmlns:a14="http://schemas.microsoft.com/office/drawing/2010/main" xmlns:wps="http://schemas.microsoft.com/office/word/2010/wordprocessingShape" xmlns:wpi="http://schemas.microsoft.com/office/word/2010/wordprocessingInk" xmlns:wpg="http://schemas.microsoft.com/office/word/2010/wordprocessingGroup" xmlns:w14="http://schemas.microsoft.com/office/word/2010/wordml" xmlns:w="http://schemas.openxmlformats.org/wordprocessingml/2006/main" xmlns:w10="urn:schemas-microsoft-com:office:word" xmlns:wp14="http://schemas.microsoft.com/office/word/2010/wordprocessingDrawing" xmlns:v="urn:schemas-microsoft-com:vml" xmlns:o="urn:schemas-microsoft-com:office:office" xmlns:mc="http://schemas.openxmlformats.org/markup-compatibility/2006" xmlns:wpc="http://schemas.microsoft.com/office/word/2010/wordprocessingCanvas" xmlns="" val="0"/>
+                          <a14:useLocalDpi xmlns="" xmlns:wpc="http://schemas.microsoft.com/office/word/2010/wordprocessingCanvas" xmlns:mc="http://schemas.openxmlformats.org/markup-compatibility/2006" xmlns:o="urn:schemas-microsoft-com:office:office" xmlns:v="urn:schemas-microsoft-com:vml" xmlns:wp14="http://schemas.microsoft.com/office/word/2010/wordprocessingDrawing" xmlns:w10="urn:schemas-microsoft-com:office:word" xmlns:w="http://schemas.openxmlformats.org/wordprocessingml/2006/main" xmlns:w14="http://schemas.microsoft.com/office/word/2010/wordml" xmlns:wpg="http://schemas.microsoft.com/office/word/2010/wordprocessingGroup" xmlns:wpi="http://schemas.microsoft.com/office/word/2010/wordprocessingInk" xmlns:wps="http://schemas.microsoft.com/office/word/2010/wordprocessingShape" xmlns:a14="http://schemas.microsoft.com/office/drawing/2010/main" val="0"/>
                         </a:ext>
                       </a:extLst>
                     </a:blip>
@@ -98,9 +102,6 @@
         <w:spacing w:line="240" w:lineRule="auto"/>
         <w:ind w:firstLine="709"/>
         <w:jc w:val="right"/>
-        <w:rPr>
-          <w:lang w:val="en-US"/>
-        </w:rPr>
       </w:pPr>
       <w:r>
         <w:t>УТВЕРЖДАЮ</w:t>
@@ -186,9 +187,6 @@
         <w:spacing w:line="240" w:lineRule="auto"/>
         <w:ind w:firstLine="709"/>
         <w:jc w:val="center"/>
-        <w:rPr>
-          <w:lang w:val="en-US"/>
-        </w:rPr>
       </w:pPr>
     </w:p>
     <w:p>
@@ -196,9 +194,6 @@
         <w:spacing w:line="240" w:lineRule="auto"/>
         <w:ind w:firstLine="709"/>
         <w:jc w:val="center"/>
-        <w:rPr>
-          <w:lang w:val="en-US"/>
-        </w:rPr>
       </w:pPr>
     </w:p>
     <w:p>
@@ -315,13 +310,6 @@
     </w:p>
     <w:sdt>
       <w:sdtPr>
-        <w:id w:val="647985322"/>
-        <w:docPartObj>
-          <w:docPartGallery w:val="Table of Contents"/>
-          <w:docPartUnique/>
-        </w:docPartObj>
-      </w:sdtPr>
-      <w:sdtEndPr>
         <w:rPr>
           <w:rFonts w:ascii="Times New Roman" w:eastAsiaTheme="minorHAnsi" w:hAnsi="Times New Roman" w:cstheme="minorBidi"/>
           <w:b w:val="0"/>
@@ -330,7 +318,12 @@
           <w:kern w:val="2"/>
           <w:szCs w:val="24"/>
         </w:rPr>
-      </w:sdtEndPr>
+        <w:id w:val="647985322"/>
+        <w:docPartObj>
+          <w:docPartGallery w:val="Table of Contents"/>
+          <w:docPartUnique/>
+        </w:docPartObj>
+      </w:sdtPr>
       <w:sdtContent>
         <w:p>
           <w:pPr>
@@ -353,7 +346,12 @@
               <w:tab w:val="right" w:leader="dot" w:pos="10456"/>
             </w:tabs>
             <w:rPr>
+              <w:rFonts w:asciiTheme="minorHAnsi" w:eastAsiaTheme="minorEastAsia" w:hAnsiTheme="minorHAnsi"/>
               <w:noProof/>
+              <w:kern w:val="0"/>
+              <w:sz w:val="22"/>
+              <w:szCs w:val="22"/>
+              <w:lang w:eastAsia="ru-RU"/>
             </w:rPr>
           </w:pPr>
           <w:r>
@@ -365,7 +363,7 @@
           <w:r>
             <w:fldChar w:fldCharType="separate"/>
           </w:r>
-          <w:hyperlink w:anchor="_Toc215615238" w:history="1">
+          <w:hyperlink w:anchor="_Toc215883378" w:history="1">
             <w:r>
               <w:rPr>
                 <w:rStyle w:val="ab"/>
@@ -375,7 +373,12 @@
             </w:r>
             <w:r>
               <w:rPr>
-                <w:noProof/>
+                <w:rFonts w:asciiTheme="minorHAnsi" w:eastAsiaTheme="minorEastAsia" w:hAnsiTheme="minorHAnsi"/>
+                <w:noProof/>
+                <w:kern w:val="0"/>
+                <w:sz w:val="22"/>
+                <w:szCs w:val="22"/>
+                <w:lang w:eastAsia="ru-RU"/>
               </w:rPr>
               <w:tab/>
             </w:r>
@@ -405,7 +408,7 @@
                 <w:noProof/>
                 <w:webHidden/>
               </w:rPr>
-              <w:instrText xml:space="preserve"> PAGEREF _Toc215615238 \h </w:instrText>
+              <w:instrText xml:space="preserve"> PAGEREF _Toc215883378 \h </w:instrText>
             </w:r>
             <w:r>
               <w:rPr>
@@ -444,10 +447,15 @@
               <w:tab w:val="right" w:leader="dot" w:pos="10456"/>
             </w:tabs>
             <w:rPr>
+              <w:rFonts w:asciiTheme="minorHAnsi" w:eastAsiaTheme="minorEastAsia" w:hAnsiTheme="minorHAnsi"/>
               <w:noProof/>
+              <w:kern w:val="0"/>
+              <w:sz w:val="22"/>
+              <w:szCs w:val="22"/>
+              <w:lang w:eastAsia="ru-RU"/>
             </w:rPr>
           </w:pPr>
-          <w:hyperlink w:anchor="_Toc215615239" w:history="1">
+          <w:hyperlink w:anchor="_Toc215883379" w:history="1">
             <w:r>
               <w:rPr>
                 <w:rStyle w:val="ab"/>
@@ -457,7 +465,12 @@
             </w:r>
             <w:r>
               <w:rPr>
-                <w:noProof/>
+                <w:rFonts w:asciiTheme="minorHAnsi" w:eastAsiaTheme="minorEastAsia" w:hAnsiTheme="minorHAnsi"/>
+                <w:noProof/>
+                <w:kern w:val="0"/>
+                <w:sz w:val="22"/>
+                <w:szCs w:val="22"/>
+                <w:lang w:eastAsia="ru-RU"/>
               </w:rPr>
               <w:tab/>
             </w:r>
@@ -487,7 +500,7 @@
                 <w:noProof/>
                 <w:webHidden/>
               </w:rPr>
-              <w:instrText xml:space="preserve"> PAGEREF _Toc215615239 \h </w:instrText>
+              <w:instrText xml:space="preserve"> PAGEREF _Toc215883379 \h </w:instrText>
             </w:r>
             <w:r>
               <w:rPr>
@@ -526,10 +539,15 @@
               <w:tab w:val="right" w:leader="dot" w:pos="10456"/>
             </w:tabs>
             <w:rPr>
+              <w:rFonts w:asciiTheme="minorHAnsi" w:eastAsiaTheme="minorEastAsia" w:hAnsiTheme="minorHAnsi"/>
               <w:noProof/>
+              <w:kern w:val="0"/>
+              <w:sz w:val="22"/>
+              <w:szCs w:val="22"/>
+              <w:lang w:eastAsia="ru-RU"/>
             </w:rPr>
           </w:pPr>
-          <w:hyperlink w:anchor="_Toc215615240" w:history="1">
+          <w:hyperlink w:anchor="_Toc215883380" w:history="1">
             <w:r>
               <w:rPr>
                 <w:rStyle w:val="ab"/>
@@ -539,7 +557,12 @@
             </w:r>
             <w:r>
               <w:rPr>
-                <w:noProof/>
+                <w:rFonts w:asciiTheme="minorHAnsi" w:eastAsiaTheme="minorEastAsia" w:hAnsiTheme="minorHAnsi"/>
+                <w:noProof/>
+                <w:kern w:val="0"/>
+                <w:sz w:val="22"/>
+                <w:szCs w:val="22"/>
+                <w:lang w:eastAsia="ru-RU"/>
               </w:rPr>
               <w:tab/>
             </w:r>
@@ -548,7 +571,7 @@
                 <w:rStyle w:val="ab"/>
                 <w:noProof/>
               </w:rPr>
-              <w:t>О Заказчике системы</w:t>
+              <w:t>О Заказчике проекта</w:t>
             </w:r>
             <w:r>
               <w:rPr>
@@ -569,7 +592,99 @@
                 <w:noProof/>
                 <w:webHidden/>
               </w:rPr>
-              <w:instrText xml:space="preserve"> PAGEREF _Toc215615240 \h </w:instrText>
+              <w:instrText xml:space="preserve"> PAGEREF _Toc215883380 \h </w:instrText>
+            </w:r>
+            <w:r>
+              <w:rPr>
+                <w:noProof/>
+                <w:webHidden/>
+              </w:rPr>
+            </w:r>
+            <w:r>
+              <w:rPr>
+                <w:noProof/>
+                <w:webHidden/>
+              </w:rPr>
+              <w:fldChar w:fldCharType="separate"/>
+            </w:r>
+            <w:r>
+              <w:rPr>
+                <w:noProof/>
+                <w:webHidden/>
+              </w:rPr>
+              <w:t>4</w:t>
+            </w:r>
+            <w:r>
+              <w:rPr>
+                <w:noProof/>
+                <w:webHidden/>
+              </w:rPr>
+              <w:fldChar w:fldCharType="end"/>
+            </w:r>
+          </w:hyperlink>
+        </w:p>
+        <w:p>
+          <w:pPr>
+            <w:pStyle w:val="21"/>
+            <w:tabs>
+              <w:tab w:val="left" w:pos="880"/>
+              <w:tab w:val="right" w:leader="dot" w:pos="10456"/>
+            </w:tabs>
+            <w:rPr>
+              <w:rFonts w:asciiTheme="minorHAnsi" w:eastAsiaTheme="minorEastAsia" w:hAnsiTheme="minorHAnsi"/>
+              <w:noProof/>
+              <w:kern w:val="0"/>
+              <w:sz w:val="22"/>
+              <w:szCs w:val="22"/>
+              <w:lang w:eastAsia="ru-RU"/>
+            </w:rPr>
+          </w:pPr>
+          <w:hyperlink w:anchor="_Toc215883381" w:history="1">
+            <w:r>
+              <w:rPr>
+                <w:rStyle w:val="ab"/>
+                <w:noProof/>
+              </w:rPr>
+              <w:t>2.2</w:t>
+            </w:r>
+            <w:r>
+              <w:rPr>
+                <w:rFonts w:asciiTheme="minorHAnsi" w:eastAsiaTheme="minorEastAsia" w:hAnsiTheme="minorHAnsi"/>
+                <w:noProof/>
+                <w:kern w:val="0"/>
+                <w:sz w:val="22"/>
+                <w:szCs w:val="22"/>
+                <w:lang w:eastAsia="ru-RU"/>
+              </w:rPr>
+              <w:tab/>
+            </w:r>
+            <w:r>
+              <w:rPr>
+                <w:rStyle w:val="ab"/>
+                <w:noProof/>
+              </w:rPr>
+              <w:t>Об исполнителе проекта</w:t>
+            </w:r>
+            <w:r>
+              <w:rPr>
+                <w:noProof/>
+                <w:webHidden/>
+              </w:rPr>
+              <w:tab/>
+            </w:r>
+            <w:r>
+              <w:rPr>
+                <w:noProof/>
+                <w:webHidden/>
+              </w:rPr>
+              <w:fldChar w:fldCharType="begin"/>
+            </w:r>
+            <w:r>
+              <w:rPr>
+                <w:noProof/>
+                <w:webHidden/>
+              </w:rPr>
+              <w:instrText xml:space="preserve"> PAGEREF _Toc215883381 \h </w:instrText>
             </w:r>
             <w:r>
               <w:rPr>
@@ -608,10 +723,15 @@
               <w:tab w:val="right" w:leader="dot" w:pos="10456"/>
             </w:tabs>
             <w:rPr>
+              <w:rFonts w:asciiTheme="minorHAnsi" w:eastAsiaTheme="minorEastAsia" w:hAnsiTheme="minorHAnsi"/>
               <w:noProof/>
+              <w:kern w:val="0"/>
+              <w:sz w:val="22"/>
+              <w:szCs w:val="22"/>
+              <w:lang w:eastAsia="ru-RU"/>
             </w:rPr>
           </w:pPr>
-          <w:hyperlink w:anchor="_Toc215615241" w:history="1">
+          <w:hyperlink w:anchor="_Toc215883382" w:history="1">
             <w:r>
               <w:rPr>
                 <w:rStyle w:val="ab"/>
@@ -621,7 +741,12 @@
             </w:r>
             <w:r>
               <w:rPr>
-                <w:noProof/>
+                <w:rFonts w:asciiTheme="minorHAnsi" w:eastAsiaTheme="minorEastAsia" w:hAnsiTheme="minorHAnsi"/>
+                <w:noProof/>
+                <w:kern w:val="0"/>
+                <w:sz w:val="22"/>
+                <w:szCs w:val="22"/>
+                <w:lang w:eastAsia="ru-RU"/>
               </w:rPr>
               <w:tab/>
             </w:r>
@@ -651,7 +776,7 @@
                 <w:noProof/>
                 <w:webHidden/>
               </w:rPr>
-              <w:instrText xml:space="preserve"> PAGEREF _Toc215615241 \h </w:instrText>
+              <w:instrText xml:space="preserve"> PAGEREF _Toc215883382 \h </w:instrText>
             </w:r>
             <w:r>
               <w:rPr>
@@ -671,7 +796,7 @@
                 <w:noProof/>
                 <w:webHidden/>
               </w:rPr>
-              <w:t>4</w:t>
+              <w:t>5</w:t>
             </w:r>
             <w:r>
               <w:rPr>
@@ -690,10 +815,15 @@
               <w:tab w:val="right" w:leader="dot" w:pos="10456"/>
             </w:tabs>
             <w:rPr>
+              <w:rFonts w:asciiTheme="minorHAnsi" w:eastAsiaTheme="minorEastAsia" w:hAnsiTheme="minorHAnsi"/>
               <w:noProof/>
+              <w:kern w:val="0"/>
+              <w:sz w:val="22"/>
+              <w:szCs w:val="22"/>
+              <w:lang w:eastAsia="ru-RU"/>
             </w:rPr>
           </w:pPr>
-          <w:hyperlink w:anchor="_Toc215615242" w:history="1">
+          <w:hyperlink w:anchor="_Toc215883383" w:history="1">
             <w:r>
               <w:rPr>
                 <w:rStyle w:val="ab"/>
@@ -703,7 +833,12 @@
             </w:r>
             <w:r>
               <w:rPr>
-                <w:noProof/>
+                <w:rFonts w:asciiTheme="minorHAnsi" w:eastAsiaTheme="minorEastAsia" w:hAnsiTheme="minorHAnsi"/>
+                <w:noProof/>
+                <w:kern w:val="0"/>
+                <w:sz w:val="22"/>
+                <w:szCs w:val="22"/>
+                <w:lang w:eastAsia="ru-RU"/>
               </w:rPr>
               <w:tab/>
             </w:r>
@@ -733,7 +868,7 @@
                 <w:noProof/>
                 <w:webHidden/>
               </w:rPr>
-              <w:instrText xml:space="preserve"> PAGEREF _Toc215615242 \h </w:instrText>
+              <w:instrText xml:space="preserve"> PAGEREF _Toc215883383 \h </w:instrText>
             </w:r>
             <w:r>
               <w:rPr>
@@ -753,7 +888,7 @@
                 <w:noProof/>
                 <w:webHidden/>
               </w:rPr>
-              <w:t>4</w:t>
+              <w:t>5</w:t>
             </w:r>
             <w:r>
               <w:rPr>
@@ -772,10 +907,15 @@
               <w:tab w:val="right" w:leader="dot" w:pos="10456"/>
             </w:tabs>
             <w:rPr>
+              <w:rFonts w:asciiTheme="minorHAnsi" w:eastAsiaTheme="minorEastAsia" w:hAnsiTheme="minorHAnsi"/>
               <w:noProof/>
+              <w:kern w:val="0"/>
+              <w:sz w:val="22"/>
+              <w:szCs w:val="22"/>
+              <w:lang w:eastAsia="ru-RU"/>
             </w:rPr>
           </w:pPr>
-          <w:hyperlink w:anchor="_Toc215615243" w:history="1">
+          <w:hyperlink w:anchor="_Toc215883384" w:history="1">
             <w:r>
               <w:rPr>
                 <w:rStyle w:val="ab"/>
@@ -785,7 +925,12 @@
             </w:r>
             <w:r>
               <w:rPr>
-                <w:noProof/>
+                <w:rFonts w:asciiTheme="minorHAnsi" w:eastAsiaTheme="minorEastAsia" w:hAnsiTheme="minorHAnsi"/>
+                <w:noProof/>
+                <w:kern w:val="0"/>
+                <w:sz w:val="22"/>
+                <w:szCs w:val="22"/>
+                <w:lang w:eastAsia="ru-RU"/>
               </w:rPr>
               <w:tab/>
             </w:r>
@@ -815,7 +960,7 @@
                 <w:noProof/>
                 <w:webHidden/>
               </w:rPr>
-              <w:instrText xml:space="preserve"> PAGEREF _Toc215615243 \h </w:instrText>
+              <w:instrText xml:space="preserve"> PAGEREF _Toc215883384 \h </w:instrText>
             </w:r>
             <w:r>
               <w:rPr>
@@ -877,7 +1022,7 @@
         </w:numPr>
         <w:ind w:firstLine="709"/>
       </w:pPr>
-      <w:bookmarkStart w:id="0" w:name="_Toc215615238"/>
+      <w:bookmarkStart w:id="0" w:name="_Toc215883378"/>
       <w:r>
         <w:t>ТЕРМИНЫ И ОПРЕДЕДЛЕНИЯ</w:t>
       </w:r>
@@ -1453,7 +1598,7 @@
         </w:numPr>
         <w:ind w:firstLine="709"/>
       </w:pPr>
-      <w:bookmarkStart w:id="1" w:name="_Toc215615239"/>
+      <w:bookmarkStart w:id="1" w:name="_Toc215883379"/>
       <w:r>
         <w:lastRenderedPageBreak/>
         <w:t>ВВЕДЕНИЕ</w:t>
@@ -1517,12 +1662,15 @@
           <w:numId w:val="9"/>
         </w:numPr>
       </w:pPr>
-      <w:bookmarkStart w:id="2" w:name="_Toc215615240"/>
+      <w:bookmarkStart w:id="2" w:name="_Toc215883380"/>
       <w:r>
         <w:t>О</w:t>
       </w:r>
       <w:r>
-        <w:t xml:space="preserve"> Заказчике системы</w:t>
+        <w:t xml:space="preserve"> Заказчике </w:t>
+      </w:r>
+      <w:r>
+        <w:t>проекта</w:t>
       </w:r>
       <w:bookmarkEnd w:id="2"/>
     </w:p>
@@ -1673,9 +1821,52 @@
     </w:p>
     <w:p>
       <w:pPr>
-        <w:ind w:firstLine="709"/>
-      </w:pPr>
-    </w:p>
+        <w:spacing w:line="240" w:lineRule="auto"/>
+        <w:ind w:firstLine="709"/>
+      </w:pPr>
+    </w:p>
+    <w:p>
+      <w:pPr>
+        <w:pStyle w:val="2"/>
+        <w:numPr>
+          <w:ilvl w:val="1"/>
+          <w:numId w:val="9"/>
+        </w:numPr>
+      </w:pPr>
+      <w:r>
+        <w:t xml:space="preserve"> </w:t>
+      </w:r>
+      <w:bookmarkStart w:id="3" w:name="_Toc215883381"/>
+      <w:r>
+        <w:t>Об исполнителе проекта</w:t>
+      </w:r>
+      <w:bookmarkEnd w:id="3"/>
+    </w:p>
+    <w:p/>
+    <w:p>
+      <w:r>
+        <w:t>Исполнитель: Перепёлкина Анфиса Александровна студентка Колледжа малого бизнеса №4 (КМБ№4), группы ИПО 21.24</w:t>
+      </w:r>
+    </w:p>
+    <w:p/>
+    <w:p>
+      <w:pPr>
+        <w:pStyle w:val="2"/>
+        <w:numPr>
+          <w:ilvl w:val="1"/>
+          <w:numId w:val="9"/>
+        </w:numPr>
+      </w:pPr>
+      <w:r>
+        <w:t>Наименование темы разработки</w:t>
+      </w:r>
+    </w:p>
+    <w:p>
+      <w:r>
+        <w:t xml:space="preserve"> «Прокат коньков, роликов,  велосипедов и лыж в городском парке»</w:t>
+      </w:r>
+    </w:p>
+    <w:p/>
     <w:p>
       <w:pPr>
         <w:pStyle w:val="1"/>
@@ -1685,11 +1876,12 @@
         </w:numPr>
         <w:ind w:firstLine="709"/>
       </w:pPr>
-      <w:bookmarkStart w:id="3" w:name="_Toc215615241"/>
-      <w:r>
+      <w:bookmarkStart w:id="4" w:name="_Toc215883382"/>
+      <w:r>
+        <w:lastRenderedPageBreak/>
         <w:t>НАЗНАЧЕНИЕ, ЦЕЛИ И ЗАДАЧИ ПРОЕКТА</w:t>
       </w:r>
-      <w:bookmarkEnd w:id="3"/>
+      <w:bookmarkEnd w:id="4"/>
     </w:p>
     <w:p>
       <w:pPr>
@@ -1699,11 +1891,11 @@
           <w:numId w:val="9"/>
         </w:numPr>
       </w:pPr>
-      <w:bookmarkStart w:id="4" w:name="_Toc215615242"/>
+      <w:bookmarkStart w:id="5" w:name="_Toc215883383"/>
       <w:r>
         <w:t>Назначение системы</w:t>
       </w:r>
-      <w:bookmarkEnd w:id="4"/>
+      <w:bookmarkEnd w:id="5"/>
     </w:p>
     <w:p>
       <w:pPr>
@@ -1726,7 +1918,6 @@
         <w:ind w:firstLine="709"/>
       </w:pPr>
       <w:r>
-        <w:lastRenderedPageBreak/>
         <w:t>ИС предназначена для автоматизации и информационной поддержки следующих направлений деятельности пункта проката:</w:t>
       </w:r>
     </w:p>
@@ -1841,11 +2032,11 @@
           <w:numId w:val="9"/>
         </w:numPr>
       </w:pPr>
-      <w:bookmarkStart w:id="5" w:name="_Toc215615243"/>
+      <w:bookmarkStart w:id="6" w:name="_Toc215883384"/>
       <w:r>
         <w:t>Цели проекта</w:t>
       </w:r>
-      <w:bookmarkEnd w:id="5"/>
+      <w:bookmarkEnd w:id="6"/>
     </w:p>
     <w:p>
       <w:pPr>
@@ -1913,6 +2104,7 @@
         </w:numPr>
       </w:pPr>
       <w:r>
+        <w:lastRenderedPageBreak/>
         <w:t>снижение количества ошибок персонала при оформлении аренды и возврата;</w:t>
       </w:r>
     </w:p>
@@ -1966,17 +2158,86 @@
     </w:p>
     <w:p>
       <w:pPr>
-        <w:ind w:firstLine="709"/>
+        <w:pStyle w:val="2"/>
+        <w:numPr>
+          <w:ilvl w:val="1"/>
+          <w:numId w:val="9"/>
+        </w:numPr>
+      </w:pPr>
+      <w:r>
+        <w:t>Задачи проекта</w:t>
+      </w:r>
+    </w:p>
+    <w:p/>
+    <w:p>
+      <w:pPr>
+        <w:pStyle w:val="a6"/>
+        <w:numPr>
+          <w:ilvl w:val="0"/>
+          <w:numId w:val="19"/>
+        </w:numPr>
+      </w:pPr>
+      <w:r>
+        <w:t>Автоматизировать процессы оформления проката и возврата инвентаря</w:t>
+      </w:r>
+    </w:p>
+    <w:p>
+      <w:pPr>
+        <w:pStyle w:val="a6"/>
+        <w:numPr>
+          <w:ilvl w:val="0"/>
+          <w:numId w:val="19"/>
+        </w:numPr>
+      </w:pPr>
+      <w:r>
+        <w:t>Создать централизованную базу данных инвентаря</w:t>
+      </w:r>
+    </w:p>
+    <w:p>
+      <w:pPr>
+        <w:pStyle w:val="a6"/>
+        <w:numPr>
+          <w:ilvl w:val="0"/>
+          <w:numId w:val="19"/>
+        </w:numPr>
+      </w:pPr>
+      <w:r>
+        <w:t>Внедрить автоматизированный расчёт стоимости проката</w:t>
+      </w:r>
+    </w:p>
+    <w:p>
+      <w:pPr>
+        <w:pStyle w:val="a6"/>
+        <w:numPr>
+          <w:ilvl w:val="0"/>
+          <w:numId w:val="19"/>
+        </w:numPr>
+      </w:pPr>
+      <w:r>
+        <w:t>Оптимизировать учёт рабочего времени и нагрузки персонала</w:t>
+      </w:r>
+    </w:p>
+    <w:p>
+      <w:pPr>
+        <w:pStyle w:val="a6"/>
+        <w:numPr>
+          <w:ilvl w:val="0"/>
+          <w:numId w:val="19"/>
+        </w:numPr>
+      </w:pPr>
+      <w:r>
+        <w:t>Обеспечить оперативный контроль за состоянием инвентаря</w:t>
+      </w:r>
+    </w:p>
+    <w:p/>
+    <w:p/>
+    <w:p>
+      <w:pPr>
+        <w:spacing w:after="200"/>
       </w:pPr>
       <w:r>
         <w:br w:type="page"/>
       </w:r>
-    </w:p>
-    <w:p>
-      <w:pPr>
-        <w:spacing w:line="240" w:lineRule="auto"/>
-        <w:ind w:firstLine="709"/>
-      </w:pPr>
     </w:p>
     <w:sectPr>
       <w:headerReference w:type="default" r:id="rId10"/>
@@ -2038,7 +2299,7 @@
             <w:rPr>
               <w:noProof/>
             </w:rPr>
-            <w:t>2</w:t>
+            <w:t>6</w:t>
           </w:r>
         </w:fldSimple>
       </w:p>
@@ -3611,6 +3872,92 @@
     </w:lvl>
   </w:abstractNum>
   <w:abstractNum w:abstractNumId="14">
+    <w:nsid w:val="571757FD"/>
+    <w:multiLevelType w:val="hybridMultilevel"/>
+    <w:tmpl w:val="8BA83D0E"/>
+    <w:lvl w:ilvl="0" w:tplc="0419000F">
+      <w:start w:val="1"/>
+      <w:numFmt w:val="decimal"/>
+      <w:lvlText w:val="%1."/>
+      <w:lvlJc w:val="left"/>
+      <w:pPr>
+        <w:ind w:left="1776" w:hanging="360"/>
+      </w:pPr>
+    </w:lvl>
+    <w:lvl w:ilvl="1" w:tplc="04190019" w:tentative="1">
+      <w:start w:val="1"/>
+      <w:numFmt w:val="lowerLetter"/>
+      <w:lvlText w:val="%2."/>
+      <w:lvlJc w:val="left"/>
+      <w:pPr>
+        <w:ind w:left="2496" w:hanging="360"/>
+      </w:pPr>
+    </w:lvl>
+    <w:lvl w:ilvl="2" w:tplc="0419001B" w:tentative="1">
+      <w:start w:val="1"/>
+      <w:numFmt w:val="lowerRoman"/>
+      <w:lvlText w:val="%3."/>
+      <w:lvlJc w:val="right"/>
+      <w:pPr>
+        <w:ind w:left="3216" w:hanging="180"/>
+      </w:pPr>
+    </w:lvl>
+    <w:lvl w:ilvl="3" w:tplc="0419000F" w:tentative="1">
+      <w:start w:val="1"/>
+      <w:numFmt w:val="decimal"/>
+      <w:lvlText w:val="%4."/>
+      <w:lvlJc w:val="left"/>
+      <w:pPr>
+        <w:ind w:left="3936" w:hanging="360"/>
+      </w:pPr>
+    </w:lvl>
+    <w:lvl w:ilvl="4" w:tplc="04190019" w:tentative="1">
+      <w:start w:val="1"/>
+      <w:numFmt w:val="lowerLetter"/>
+      <w:lvlText w:val="%5."/>
+      <w:lvlJc w:val="left"/>
+      <w:pPr>
+        <w:ind w:left="4656" w:hanging="360"/>
+      </w:pPr>
+    </w:lvl>
+    <w:lvl w:ilvl="5" w:tplc="0419001B" w:tentative="1">
+      <w:start w:val="1"/>
+      <w:numFmt w:val="lowerRoman"/>
+      <w:lvlText w:val="%6."/>
+      <w:lvlJc w:val="right"/>
+      <w:pPr>
+        <w:ind w:left="5376" w:hanging="180"/>
+      </w:pPr>
+    </w:lvl>
+    <w:lvl w:ilvl="6" w:tplc="0419000F" w:tentative="1">
+      <w:start w:val="1"/>
+      <w:numFmt w:val="decimal"/>
+      <w:lvlText w:val="%7."/>
+      <w:lvlJc w:val="left"/>
+      <w:pPr>
+        <w:ind w:left="6096" w:hanging="360"/>
+      </w:pPr>
+    </w:lvl>
+    <w:lvl w:ilvl="7" w:tplc="04190019" w:tentative="1">
+      <w:start w:val="1"/>
+      <w:numFmt w:val="lowerLetter"/>
+      <w:lvlText w:val="%8."/>
+      <w:lvlJc w:val="left"/>
+      <w:pPr>
+        <w:ind w:left="6816" w:hanging="360"/>
+      </w:pPr>
+    </w:lvl>
+    <w:lvl w:ilvl="8" w:tplc="0419001B" w:tentative="1">
+      <w:start w:val="1"/>
+      <w:numFmt w:val="lowerRoman"/>
+      <w:lvlText w:val="%9."/>
+      <w:lvlJc w:val="right"/>
+      <w:pPr>
+        <w:ind w:left="7536" w:hanging="180"/>
+      </w:pPr>
+    </w:lvl>
+  </w:abstractNum>
+  <w:abstractNum w:abstractNumId="15">
     <w:nsid w:val="585E5BA5"/>
     <w:multiLevelType w:val="multilevel"/>
     <w:tmpl w:val="8A44FC90"/>
@@ -3728,7 +4075,7 @@
       </w:rPr>
     </w:lvl>
   </w:abstractNum>
-  <w:abstractNum w:abstractNumId="15">
+  <w:abstractNum w:abstractNumId="16">
     <w:nsid w:val="5B034A7F"/>
     <w:multiLevelType w:val="hybridMultilevel"/>
     <w:tmpl w:val="EBA4AF80"/>
@@ -3817,7 +4164,7 @@
       </w:pPr>
     </w:lvl>
   </w:abstractNum>
-  <w:abstractNum w:abstractNumId="16">
+  <w:abstractNum w:abstractNumId="17">
     <w:nsid w:val="6C8D1E7C"/>
     <w:multiLevelType w:val="multilevel"/>
     <w:tmpl w:val="8A44FC90"/>
@@ -3933,6 +4280,95 @@
       <w:rPr>
         <w:rFonts w:hint="default"/>
       </w:rPr>
+    </w:lvl>
+  </w:abstractNum>
+  <w:abstractNum w:abstractNumId="18">
+    <w:nsid w:val="720743D3"/>
+    <w:multiLevelType w:val="hybridMultilevel"/>
+    <w:tmpl w:val="6A687F5E"/>
+    <w:lvl w:ilvl="0" w:tplc="0419000F">
+      <w:start w:val="1"/>
+      <w:numFmt w:val="decimal"/>
+      <w:lvlText w:val="%1."/>
+      <w:lvlJc w:val="left"/>
+      <w:pPr>
+        <w:ind w:left="720" w:hanging="360"/>
+      </w:pPr>
+      <w:rPr>
+        <w:rFonts w:hint="default"/>
+      </w:rPr>
+    </w:lvl>
+    <w:lvl w:ilvl="1" w:tplc="04190019" w:tentative="1">
+      <w:start w:val="1"/>
+      <w:numFmt w:val="lowerLetter"/>
+      <w:lvlText w:val="%2."/>
+      <w:lvlJc w:val="left"/>
+      <w:pPr>
+        <w:ind w:left="1440" w:hanging="360"/>
+      </w:pPr>
+    </w:lvl>
+    <w:lvl w:ilvl="2" w:tplc="0419001B" w:tentative="1">
+      <w:start w:val="1"/>
+      <w:numFmt w:val="lowerRoman"/>
+      <w:lvlText w:val="%3."/>
+      <w:lvlJc w:val="right"/>
+      <w:pPr>
+        <w:ind w:left="2160" w:hanging="180"/>
+      </w:pPr>
+    </w:lvl>
+    <w:lvl w:ilvl="3" w:tplc="0419000F" w:tentative="1">
+      <w:start w:val="1"/>
+      <w:numFmt w:val="decimal"/>
+      <w:lvlText w:val="%4."/>
+      <w:lvlJc w:val="left"/>
+      <w:pPr>
+        <w:ind w:left="2880" w:hanging="360"/>
+      </w:pPr>
+    </w:lvl>
+    <w:lvl w:ilvl="4" w:tplc="04190019" w:tentative="1">
+      <w:start w:val="1"/>
+      <w:numFmt w:val="lowerLetter"/>
+      <w:lvlText w:val="%5."/>
+      <w:lvlJc w:val="left"/>
+      <w:pPr>
+        <w:ind w:left="3600" w:hanging="360"/>
+      </w:pPr>
+    </w:lvl>
+    <w:lvl w:ilvl="5" w:tplc="0419001B" w:tentative="1">
+      <w:start w:val="1"/>
+      <w:numFmt w:val="lowerRoman"/>
+      <w:lvlText w:val="%6."/>
+      <w:lvlJc w:val="right"/>
+      <w:pPr>
+        <w:ind w:left="4320" w:hanging="180"/>
+      </w:pPr>
+    </w:lvl>
+    <w:lvl w:ilvl="6" w:tplc="0419000F" w:tentative="1">
+      <w:start w:val="1"/>
+      <w:numFmt w:val="decimal"/>
+      <w:lvlText w:val="%7."/>
+      <w:lvlJc w:val="left"/>
+      <w:pPr>
+        <w:ind w:left="5040" w:hanging="360"/>
+      </w:pPr>
+    </w:lvl>
+    <w:lvl w:ilvl="7" w:tplc="04190019" w:tentative="1">
+      <w:start w:val="1"/>
+      <w:numFmt w:val="lowerLetter"/>
+      <w:lvlText w:val="%8."/>
+      <w:lvlJc w:val="left"/>
+      <w:pPr>
+        <w:ind w:left="5760" w:hanging="360"/>
+      </w:pPr>
+    </w:lvl>
+    <w:lvl w:ilvl="8" w:tplc="0419001B" w:tentative="1">
+      <w:start w:val="1"/>
+      <w:numFmt w:val="lowerRoman"/>
+      <w:lvlText w:val="%9."/>
+      <w:lvlJc w:val="right"/>
+      <w:pPr>
+        <w:ind w:left="6480" w:hanging="180"/>
+      </w:pPr>
     </w:lvl>
   </w:abstractNum>
   <w:num w:numId="1">
@@ -3948,7 +4384,7 @@
     <w:abstractNumId w:val="3"/>
   </w:num>
   <w:num w:numId="5">
-    <w:abstractNumId w:val="15"/>
+    <w:abstractNumId w:val="16"/>
   </w:num>
   <w:num w:numId="6">
     <w:abstractNumId w:val="2"/>
@@ -3957,7 +4393,7 @@
     <w:abstractNumId w:val="1"/>
   </w:num>
   <w:num w:numId="8">
-    <w:abstractNumId w:val="16"/>
+    <w:abstractNumId w:val="17"/>
   </w:num>
   <w:num w:numId="9">
     <w:abstractNumId w:val="4"/>
@@ -3978,13 +4414,19 @@
     <w:abstractNumId w:val="12"/>
   </w:num>
   <w:num w:numId="15">
-    <w:abstractNumId w:val="14"/>
+    <w:abstractNumId w:val="15"/>
   </w:num>
   <w:num w:numId="16">
     <w:abstractNumId w:val="9"/>
   </w:num>
   <w:num w:numId="17">
     <w:abstractNumId w:val="8"/>
+  </w:num>
+  <w:num w:numId="18">
+    <w:abstractNumId w:val="14"/>
+  </w:num>
+  <w:num w:numId="19">
+    <w:abstractNumId w:val="18"/>
   </w:num>
 </w:numbering>
 </file>
@@ -4189,7 +4631,7 @@
     <w:uiPriority w:val="9"/>
     <w:unhideWhenUsed/>
     <w:qFormat/>
-    <w:rsid w:val="00081635"/>
+    <w:rsid w:val="008D4CC8"/>
     <w:pPr>
       <w:keepNext/>
       <w:keepLines/>
@@ -4200,6 +4642,7 @@
       <w:rFonts w:asciiTheme="majorHAnsi" w:eastAsiaTheme="majorEastAsia" w:hAnsiTheme="majorHAnsi" w:cstheme="majorBidi"/>
       <w:b/>
       <w:bCs/>
+      <w:sz w:val="32"/>
       <w:szCs w:val="26"/>
     </w:rPr>
   </w:style>
@@ -4391,13 +4834,13 @@
     <w:basedOn w:val="a0"/>
     <w:link w:val="2"/>
     <w:uiPriority w:val="9"/>
-    <w:rsid w:val="00081635"/>
+    <w:rsid w:val="008D4CC8"/>
     <w:rPr>
       <w:rFonts w:asciiTheme="majorHAnsi" w:eastAsiaTheme="majorEastAsia" w:hAnsiTheme="majorHAnsi" w:cstheme="majorBidi"/>
       <w:b/>
       <w:bCs/>
       <w:kern w:val="2"/>
-      <w:sz w:val="28"/>
+      <w:sz w:val="32"/>
       <w:szCs w:val="26"/>
     </w:rPr>
   </w:style>
@@ -4446,303 +4889,6 @@
     </w:pPr>
   </w:style>
 </w:styles>
-</file>
-
-<file path=word/glossary/document.xml><?xml version="1.0" encoding="utf-8"?>
-<w:glossaryDocument xmlns:ve="http://schemas.openxmlformats.org/markup-compatibility/2006" xmlns:o="urn:schemas-microsoft-com:office:office" xmlns:r="http://schemas.openxmlformats.org/officeDocument/2006/relationships" xmlns:m="http://schemas.openxmlformats.org/officeDocument/2006/math" xmlns:v="urn:schemas-microsoft-com:vml" xmlns:wp="http://schemas.openxmlformats.org/drawingml/2006/wordprocessingDrawing" xmlns:w10="urn:schemas-microsoft-com:office:word" xmlns:w="http://schemas.openxmlformats.org/wordprocessingml/2006/main" xmlns:wne="http://schemas.microsoft.com/office/word/2006/wordml">
-  <w:docParts/>
-</w:glossaryDocument>
-</file>
-
-<file path=word/glossary/fontTable.xml><?xml version="1.0" encoding="utf-8"?>
-<w:fonts xmlns:r="http://schemas.openxmlformats.org/officeDocument/2006/relationships" xmlns:w="http://schemas.openxmlformats.org/wordprocessingml/2006/main">
-  <w:font w:name="Times New Roman">
-    <w:panose1 w:val="02020603050405020304"/>
-    <w:charset w:val="CC"/>
-    <w:family w:val="roman"/>
-    <w:pitch w:val="variable"/>
-    <w:sig w:usb0="E0002EFF" w:usb1="C000785B" w:usb2="00000009" w:usb3="00000000" w:csb0="000001FF" w:csb1="00000000"/>
-  </w:font>
-  <w:font w:name="Courier New">
-    <w:panose1 w:val="02070309020205020404"/>
-    <w:charset w:val="CC"/>
-    <w:family w:val="modern"/>
-    <w:pitch w:val="fixed"/>
-    <w:sig w:usb0="E0002EFF" w:usb1="C0007843" w:usb2="00000009" w:usb3="00000000" w:csb0="000001FF" w:csb1="00000000"/>
-  </w:font>
-  <w:font w:name="Wingdings">
-    <w:panose1 w:val="05000000000000000000"/>
-    <w:charset w:val="02"/>
-    <w:family w:val="auto"/>
-    <w:pitch w:val="variable"/>
-    <w:sig w:usb0="00000000" w:usb1="10000000" w:usb2="00000000" w:usb3="00000000" w:csb0="80000000" w:csb1="00000000"/>
-  </w:font>
-  <w:font w:name="Symbol">
-    <w:panose1 w:val="05050102010706020507"/>
-    <w:charset w:val="02"/>
-    <w:family w:val="roman"/>
-    <w:pitch w:val="variable"/>
-    <w:sig w:usb0="00000000" w:usb1="10000000" w:usb2="00000000" w:usb3="00000000" w:csb0="80000000" w:csb1="00000000"/>
-  </w:font>
-  <w:font w:name="Calibri">
-    <w:panose1 w:val="020F0502020204030204"/>
-    <w:charset w:val="CC"/>
-    <w:family w:val="swiss"/>
-    <w:pitch w:val="variable"/>
-    <w:sig w:usb0="E4002EFF" w:usb1="C200247B" w:usb2="00000009" w:usb3="00000000" w:csb0="000001FF" w:csb1="00000000"/>
-  </w:font>
-  <w:font w:name="Cambria">
-    <w:panose1 w:val="02040503050406030204"/>
-    <w:charset w:val="CC"/>
-    <w:family w:val="roman"/>
-    <w:pitch w:val="variable"/>
-    <w:sig w:usb0="E00006FF" w:usb1="420024FF" w:usb2="02000000" w:usb3="00000000" w:csb0="0000019F" w:csb1="00000000"/>
-  </w:font>
-  <w:font w:name="Tahoma">
-    <w:panose1 w:val="020B0604030504040204"/>
-    <w:charset w:val="CC"/>
-    <w:family w:val="swiss"/>
-    <w:pitch w:val="variable"/>
-    <w:sig w:usb0="E1002EFF" w:usb1="C000605B" w:usb2="00000029" w:usb3="00000000" w:csb0="000101FF" w:csb1="00000000"/>
-  </w:font>
-</w:fonts>
-</file>
-
-<file path=word/glossary/settings.xml><?xml version="1.0" encoding="utf-8"?>
-<w:settings xmlns:o="urn:schemas-microsoft-com:office:office" xmlns:r="http://schemas.openxmlformats.org/officeDocument/2006/relationships" xmlns:m="http://schemas.openxmlformats.org/officeDocument/2006/math" xmlns:v="urn:schemas-microsoft-com:vml" xmlns:w10="urn:schemas-microsoft-com:office:word" xmlns:w="http://schemas.openxmlformats.org/wordprocessingml/2006/main" xmlns:sl="http://schemas.openxmlformats.org/schemaLibrary/2006/main">
-  <w:view w:val="normal"/>
-  <w:defaultTabStop w:val="708"/>
-  <w:characterSpacingControl w:val="doNotCompress"/>
-  <w:compat>
-    <w:useFELayout/>
-  </w:compat>
-  <w:rsids>
-    <w:rsidRoot w:val="00B76750"/>
-    <w:rsid w:val="00B76750"/>
-  </w:rsids>
-  <m:mathPr>
-    <m:mathFont m:val="Cambria Math"/>
-    <m:brkBin m:val="before"/>
-    <m:brkBinSub m:val="--"/>
-    <m:smallFrac m:val="off"/>
-    <m:dispDef/>
-    <m:lMargin m:val="0"/>
-    <m:rMargin m:val="0"/>
-    <m:defJc m:val="centerGroup"/>
-    <m:wrapIndent m:val="1440"/>
-    <m:intLim m:val="subSup"/>
-    <m:naryLim m:val="undOvr"/>
-  </m:mathPr>
-  <w:themeFontLang w:val="ru-RU"/>
-  <w:clrSchemeMapping w:bg1="light1" w:t1="dark1" w:bg2="light2" w:t2="dark2" w:accent1="accent1" w:accent2="accent2" w:accent3="accent3" w:accent4="accent4" w:accent5="accent5" w:accent6="accent6" w:hyperlink="hyperlink" w:followedHyperlink="followedHyperlink"/>
-  <w:decimalSymbol w:val=","/>
-  <w:listSeparator w:val=";"/>
-</w:settings>
-</file>
-
-<file path=word/glossary/styles.xml><?xml version="1.0" encoding="utf-8"?>
-<w:styles xmlns:r="http://schemas.openxmlformats.org/officeDocument/2006/relationships" xmlns:w="http://schemas.openxmlformats.org/wordprocessingml/2006/main">
-  <w:docDefaults>
-    <w:rPrDefault>
-      <w:rPr>
-        <w:rFonts w:asciiTheme="minorHAnsi" w:eastAsiaTheme="minorEastAsia" w:hAnsiTheme="minorHAnsi" w:cstheme="minorBidi"/>
-        <w:sz w:val="22"/>
-        <w:szCs w:val="22"/>
-        <w:lang w:val="ru-RU" w:eastAsia="ru-RU" w:bidi="ar-SA"/>
-      </w:rPr>
-    </w:rPrDefault>
-    <w:pPrDefault>
-      <w:pPr>
-        <w:spacing w:after="200" w:line="276" w:lineRule="auto"/>
-      </w:pPr>
-    </w:pPrDefault>
-  </w:docDefaults>
-  <w:latentStyles w:defLockedState="0" w:defUIPriority="99" w:defSemiHidden="1" w:defUnhideWhenUsed="1" w:defQFormat="0" w:count="267">
-    <w:lsdException w:name="Normal" w:semiHidden="0" w:uiPriority="0" w:unhideWhenUsed="0" w:qFormat="1"/>
-    <w:lsdException w:name="heading 1" w:semiHidden="0" w:uiPriority="9" w:unhideWhenUsed="0" w:qFormat="1"/>
-    <w:lsdException w:name="heading 2" w:uiPriority="9" w:qFormat="1"/>
-    <w:lsdException w:name="heading 3" w:uiPriority="9" w:qFormat="1"/>
-    <w:lsdException w:name="heading 4" w:uiPriority="9" w:qFormat="1"/>
-    <w:lsdException w:name="heading 5" w:uiPriority="9" w:qFormat="1"/>
-    <w:lsdException w:name="heading 6" w:uiPriority="9" w:qFormat="1"/>
-    <w:lsdException w:name="heading 7" w:uiPriority="9" w:qFormat="1"/>
-    <w:lsdException w:name="heading 8" w:uiPriority="9" w:qFormat="1"/>
-    <w:lsdException w:name="heading 9" w:uiPriority="9" w:qFormat="1"/>
-    <w:lsdException w:name="toc 1" w:uiPriority="39"/>
-    <w:lsdException w:name="toc 2" w:uiPriority="39"/>
-    <w:lsdException w:name="toc 3" w:uiPriority="39"/>
-    <w:lsdException w:name="toc 4" w:uiPriority="39"/>
-    <w:lsdException w:name="toc 5" w:uiPriority="39"/>
-    <w:lsdException w:name="toc 6" w:uiPriority="39"/>
-    <w:lsdException w:name="toc 7" w:uiPriority="39"/>
-    <w:lsdException w:name="toc 8" w:uiPriority="39"/>
-    <w:lsdException w:name="toc 9" w:uiPriority="39"/>
-    <w:lsdException w:name="caption" w:uiPriority="35" w:qFormat="1"/>
-    <w:lsdException w:name="Title" w:semiHidden="0" w:uiPriority="10" w:unhideWhenUsed="0" w:qFormat="1"/>
-    <w:lsdException w:name="Default Paragraph Font" w:uiPriority="1"/>
-    <w:lsdException w:name="Subtitle" w:semiHidden="0" w:uiPriority="11" w:unhideWhenUsed="0" w:qFormat="1"/>
-    <w:lsdException w:name="Strong" w:semiHidden="0" w:uiPriority="22" w:unhideWhenUsed="0" w:qFormat="1"/>
-    <w:lsdException w:name="Emphasis" w:semiHidden="0" w:uiPriority="20" w:unhideWhenUsed="0" w:qFormat="1"/>
-    <w:lsdException w:name="Table Grid" w:semiHidden="0" w:uiPriority="59" w:unhideWhenUsed="0"/>
-    <w:lsdException w:name="Placeholder Text" w:unhideWhenUsed="0"/>
-    <w:lsdException w:name="No Spacing" w:semiHidden="0" w:uiPriority="1" w:unhideWhenUsed="0" w:qFormat="1"/>
-    <w:lsdException w:name="Light Shading" w:semiHidden="0" w:uiPriority="60" w:unhideWhenUsed="0"/>
-    <w:lsdException w:name="Light List" w:semiHidden="0" w:uiPriority="61" w:unhideWhenUsed="0"/>
-    <w:lsdException w:name="Light Grid" w:semiHidden="0" w:uiPriority="62" w:unhideWhenUsed="0"/>
-    <w:lsdException w:name="Medium Shading 1" w:semiHidden="0" w:uiPriority="63" w:unhideWhenUsed="0"/>
-    <w:lsdException w:name="Medium Shading 2" w:semiHidden="0" w:uiPriority="64" w:unhideWhenUsed="0"/>
-    <w:lsdException w:name="Medium List 1" w:semiHidden="0" w:uiPriority="65" w:unhideWhenUsed="0"/>
-    <w:lsdException w:name="Medium List 2" w:semiHidden="0" w:uiPriority="66" w:unhideWhenUsed="0"/>
-    <w:lsdException w:name="Medium Grid 1" w:semiHidden="0" w:uiPriority="67" w:unhideWhenUsed="0"/>
-    <w:lsdException w:name="Medium Grid 2" w:semiHidden="0" w:uiPriority="68" w:unhideWhenUsed="0"/>
-    <w:lsdException w:name="Medium Grid 3" w:semiHidden="0" w:uiPriority="69" w:unhideWhenUsed="0"/>
-    <w:lsdException w:name="Dark List" w:semiHidden="0" w:uiPriority="70" w:unhideWhenUsed="0"/>
-    <w:lsdException w:name="Colorful Shading" w:semiHidden="0" w:uiPriority="71" w:unhideWhenUsed="0"/>
-    <w:lsdException w:name="Colorful List" w:semiHidden="0" w:uiPriority="72" w:unhideWhenUsed="0"/>
-    <w:lsdException w:name="Colorful Grid" w:semiHidden="0" w:uiPriority="73" w:unhideWhenUsed="0"/>
-    <w:lsdException w:name="Light Shading Accent 1" w:semiHidden="0" w:uiPriority="60" w:unhideWhenUsed="0"/>
-    <w:lsdException w:name="Light List Accent 1" w:semiHidden="0" w:uiPriority="61" w:unhideWhenUsed="0"/>
-    <w:lsdException w:name="Light Grid Accent 1" w:semiHidden="0" w:uiPriority="62" w:unhideWhenUsed="0"/>
-    <w:lsdException w:name="Medium Shading 1 Accent 1" w:semiHidden="0" w:uiPriority="63" w:unhideWhenUsed="0"/>
-    <w:lsdException w:name="Medium Shading 2 Accent 1" w:semiHidden="0" w:uiPriority="64" w:unhideWhenUsed="0"/>
-    <w:lsdException w:name="Medium List 1 Accent 1" w:semiHidden="0" w:uiPriority="65" w:unhideWhenUsed="0"/>
-    <w:lsdException w:name="Revision" w:unhideWhenUsed="0"/>
-    <w:lsdException w:name="List Paragraph" w:semiHidden="0" w:uiPriority="34" w:unhideWhenUsed="0" w:qFormat="1"/>
-    <w:lsdException w:name="Quote" w:semiHidden="0" w:uiPriority="29" w:unhideWhenUsed="0" w:qFormat="1"/>
-    <w:lsdException w:name="Intense Quote" w:semiHidden="0" w:uiPriority="30" w:unhideWhenUsed="0" w:qFormat="1"/>
-    <w:lsdException w:name="Medium List 2 Accent 1" w:semiHidden="0" w:uiPriority="66" w:unhideWhenUsed="0"/>
-    <w:lsdException w:name="Medium Grid 1 Accent 1" w:semiHidden="0" w:uiPriority="67" w:unhideWhenUsed="0"/>
-    <w:lsdException w:name="Medium Grid 2 Accent 1" w:semiHidden="0" w:uiPriority="68" w:unhideWhenUsed="0"/>
-    <w:lsdException w:name="Medium Grid 3 Accent 1" w:semiHidden="0" w:uiPriority="69" w:unhideWhenUsed="0"/>
-    <w:lsdException w:name="Dark List Accent 1" w:semiHidden="0" w:uiPriority="70" w:unhideWhenUsed="0"/>
-    <w:lsdException w:name="Colorful Shading Accent 1" w:semiHidden="0" w:uiPriority="71" w:unhideWhenUsed="0"/>
-    <w:lsdException w:name="Colorful List Accent 1" w:semiHidden="0" w:uiPriority="72" w:unhideWhenUsed="0"/>
-    <w:lsdException w:name="Colorful Grid Accent 1" w:semiHidden="0" w:uiPriority="73" w:unhideWhenUsed="0"/>
-    <w:lsdException w:name="Light Shading Accent 2" w:semiHidden="0" w:uiPriority="60" w:unhideWhenUsed="0"/>
-    <w:lsdException w:name="Light List Accent 2" w:semiHidden="0" w:uiPriority="61" w:unhideWhenUsed="0"/>
-    <w:lsdException w:name="Light Grid Accent 2" w:semiHidden="0" w:uiPriority="62" w:unhideWhenUsed="0"/>
-    <w:lsdException w:name="Medium Shading 1 Accent 2" w:semiHidden="0" w:uiPriority="63" w:unhideWhenUsed="0"/>
-    <w:lsdException w:name="Medium Shading 2 Accent 2" w:semiHidden="0" w:uiPriority="64" w:unhideWhenUsed="0"/>
-    <w:lsdException w:name="Medium List 1 Accent 2" w:semiHidden="0" w:uiPriority="65" w:unhideWhenUsed="0"/>
-    <w:lsdException w:name="Medium List 2 Accent 2" w:semiHidden="0" w:uiPriority="66" w:unhideWhenUsed="0"/>
-    <w:lsdException w:name="Medium Grid 1 Accent 2" w:semiHidden="0" w:uiPriority="67" w:unhideWhenUsed="0"/>
-    <w:lsdException w:name="Medium Grid 2 Accent 2" w:semiHidden="0" w:uiPriority="68" w:unhideWhenUsed="0"/>
-    <w:lsdException w:name="Medium Grid 3 Accent 2" w:semiHidden="0" w:uiPriority="69" w:unhideWhenUsed="0"/>
-    <w:lsdException w:name="Dark List Accent 2" w:semiHidden="0" w:uiPriority="70" w:unhideWhenUsed="0"/>
-    <w:lsdException w:name="Colorful Shading Accent 2" w:semiHidden="0" w:uiPriority="71" w:unhideWhenUsed="0"/>
-    <w:lsdException w:name="Colorful List Accent 2" w:semiHidden="0" w:uiPriority="72" w:unhideWhenUsed="0"/>
-    <w:lsdException w:name="Colorful Grid Accent 2" w:semiHidden="0" w:uiPriority="73" w:unhideWhenUsed="0"/>
-    <w:lsdException w:name="Light Shading Accent 3" w:semiHidden="0" w:uiPriority="60" w:unhideWhenUsed="0"/>
-    <w:lsdException w:name="Light List Accent 3" w:semiHidden="0" w:uiPriority="61" w:unhideWhenUsed="0"/>
-    <w:lsdException w:name="Light Grid Accent 3" w:semiHidden="0" w:uiPriority="62" w:unhideWhenUsed="0"/>
-    <w:lsdException w:name="Medium Shading 1 Accent 3" w:semiHidden="0" w:uiPriority="63" w:unhideWhenUsed="0"/>
-    <w:lsdException w:name="Medium Shading 2 Accent 3" w:semiHidden="0" w:uiPriority="64" w:unhideWhenUsed="0"/>
-    <w:lsdException w:name="Medium List 1 Accent 3" w:semiHidden="0" w:uiPriority="65" w:unhideWhenUsed="0"/>
-    <w:lsdException w:name="Medium List 2 Accent 3" w:semiHidden="0" w:uiPriority="66" w:unhideWhenUsed="0"/>
-    <w:lsdException w:name="Medium Grid 1 Accent 3" w:semiHidden="0" w:uiPriority="67" w:unhideWhenUsed="0"/>
-    <w:lsdException w:name="Medium Grid 2 Accent 3" w:semiHidden="0" w:uiPriority="68" w:unhideWhenUsed="0"/>
-    <w:lsdException w:name="Medium Grid 3 Accent 3" w:semiHidden="0" w:uiPriority="69" w:unhideWhenUsed="0"/>
-    <w:lsdException w:name="Dark List Accent 3" w:semiHidden="0" w:uiPriority="70" w:unhideWhenUsed="0"/>
-    <w:lsdException w:name="Colorful Shading Accent 3" w:semiHidden="0" w:uiPriority="71" w:unhideWhenUsed="0"/>
-    <w:lsdException w:name="Colorful List Accent 3" w:semiHidden="0" w:uiPriority="72" w:unhideWhenUsed="0"/>
-    <w:lsdException w:name="Colorful Grid Accent 3" w:semiHidden="0" w:uiPriority="73" w:unhideWhenUsed="0"/>
-    <w:lsdException w:name="Light Shading Accent 4" w:semiHidden="0" w:uiPriority="60" w:unhideWhenUsed="0"/>
-    <w:lsdException w:name="Light List Accent 4" w:semiHidden="0" w:uiPriority="61" w:unhideWhenUsed="0"/>
-    <w:lsdException w:name="Light Grid Accent 4" w:semiHidden="0" w:uiPriority="62" w:unhideWhenUsed="0"/>
-    <w:lsdException w:name="Medium Shading 1 Accent 4" w:semiHidden="0" w:uiPriority="63" w:unhideWhenUsed="0"/>
-    <w:lsdException w:name="Medium Shading 2 Accent 4" w:semiHidden="0" w:uiPriority="64" w:unhideWhenUsed="0"/>
-    <w:lsdException w:name="Medium List 1 Accent 4" w:semiHidden="0" w:uiPriority="65" w:unhideWhenUsed="0"/>
-    <w:lsdException w:name="Medium List 2 Accent 4" w:semiHidden="0" w:uiPriority="66" w:unhideWhenUsed="0"/>
-    <w:lsdException w:name="Medium Grid 1 Accent 4" w:semiHidden="0" w:uiPriority="67" w:unhideWhenUsed="0"/>
-    <w:lsdException w:name="Medium Grid 2 Accent 4" w:semiHidden="0" w:uiPriority="68" w:unhideWhenUsed="0"/>
-    <w:lsdException w:name="Medium Grid 3 Accent 4" w:semiHidden="0" w:uiPriority="69" w:unhideWhenUsed="0"/>
-    <w:lsdException w:name="Dark List Accent 4" w:semiHidden="0" w:uiPriority="70" w:unhideWhenUsed="0"/>
-    <w:lsdException w:name="Colorful Shading Accent 4" w:semiHidden="0" w:uiPriority="71" w:unhideWhenUsed="0"/>
-    <w:lsdException w:name="Colorful List Accent 4" w:semiHidden="0" w:uiPriority="72" w:unhideWhenUsed="0"/>
-    <w:lsdException w:name="Colorful Grid Accent 4" w:semiHidden="0" w:uiPriority="73" w:unhideWhenUsed="0"/>
-    <w:lsdException w:name="Light Shading Accent 5" w:semiHidden="0" w:uiPriority="60" w:unhideWhenUsed="0"/>
-    <w:lsdException w:name="Light List Accent 5" w:semiHidden="0" w:uiPriority="61" w:unhideWhenUsed="0"/>
-    <w:lsdException w:name="Light Grid Accent 5" w:semiHidden="0" w:uiPriority="62" w:unhideWhenUsed="0"/>
-    <w:lsdException w:name="Medium Shading 1 Accent 5" w:semiHidden="0" w:uiPriority="63" w:unhideWhenUsed="0"/>
-    <w:lsdException w:name="Medium Shading 2 Accent 5" w:semiHidden="0" w:uiPriority="64" w:unhideWhenUsed="0"/>
-    <w:lsdException w:name="Medium List 1 Accent 5" w:semiHidden="0" w:uiPriority="65" w:unhideWhenUsed="0"/>
-    <w:lsdException w:name="Medium List 2 Accent 5" w:semiHidden="0" w:uiPriority="66" w:unhideWhenUsed="0"/>
-    <w:lsdException w:name="Medium Grid 1 Accent 5" w:semiHidden="0" w:uiPriority="67" w:unhideWhenUsed="0"/>
-    <w:lsdException w:name="Medium Grid 2 Accent 5" w:semiHidden="0" w:uiPriority="68" w:unhideWhenUsed="0"/>
-    <w:lsdException w:name="Medium Grid 3 Accent 5" w:semiHidden="0" w:uiPriority="69" w:unhideWhenUsed="0"/>
-    <w:lsdException w:name="Dark List Accent 5" w:semiHidden="0" w:uiPriority="70" w:unhideWhenUsed="0"/>
-    <w:lsdException w:name="Colorful Shading Accent 5" w:semiHidden="0" w:uiPriority="71" w:unhideWhenUsed="0"/>
-    <w:lsdException w:name="Colorful List Accent 5" w:semiHidden="0" w:uiPriority="72" w:unhideWhenUsed="0"/>
-    <w:lsdException w:name="Colorful Grid Accent 5" w:semiHidden="0" w:uiPriority="73" w:unhideWhenUsed="0"/>
-    <w:lsdException w:name="Light Shading Accent 6" w:semiHidden="0" w:uiPriority="60" w:unhideWhenUsed="0"/>
-    <w:lsdException w:name="Light List Accent 6" w:semiHidden="0" w:uiPriority="61" w:unhideWhenUsed="0"/>
-    <w:lsdException w:name="Light Grid Accent 6" w:semiHidden="0" w:uiPriority="62" w:unhideWhenUsed="0"/>
-    <w:lsdException w:name="Medium Shading 1 Accent 6" w:semiHidden="0" w:uiPriority="63" w:unhideWhenUsed="0"/>
-    <w:lsdException w:name="Medium Shading 2 Accent 6" w:semiHidden="0" w:uiPriority="64" w:unhideWhenUsed="0"/>
-    <w:lsdException w:name="Medium List 1 Accent 6" w:semiHidden="0" w:uiPriority="65" w:unhideWhenUsed="0"/>
-    <w:lsdException w:name="Medium List 2 Accent 6" w:semiHidden="0" w:uiPriority="66" w:unhideWhenUsed="0"/>
-    <w:lsdException w:name="Medium Grid 1 Accent 6" w:semiHidden="0" w:uiPriority="67" w:unhideWhenUsed="0"/>
-    <w:lsdException w:name="Medium Grid 2 Accent 6" w:semiHidden="0" w:uiPriority="68" w:unhideWhenUsed="0"/>
-    <w:lsdException w:name="Medium Grid 3 Accent 6" w:semiHidden="0" w:uiPriority="69" w:unhideWhenUsed="0"/>
-    <w:lsdException w:name="Dark List Accent 6" w:semiHidden="0" w:uiPriority="70" w:unhideWhenUsed="0"/>
-    <w:lsdException w:name="Colorful Shading Accent 6" w:semiHidden="0" w:uiPriority="71" w:unhideWhenUsed="0"/>
-    <w:lsdException w:name="Colorful List Accent 6" w:semiHidden="0" w:uiPriority="72" w:unhideWhenUsed="0"/>
-    <w:lsdException w:name="Colorful Grid Accent 6" w:semiHidden="0" w:uiPriority="73" w:unhideWhenUsed="0"/>
-    <w:lsdException w:name="Subtle Emphasis" w:semiHidden="0" w:uiPriority="19" w:unhideWhenUsed="0" w:qFormat="1"/>
-    <w:lsdException w:name="Intense Emphasis" w:semiHidden="0" w:uiPriority="21" w:unhideWhenUsed="0" w:qFormat="1"/>
-    <w:lsdException w:name="Subtle Reference" w:semiHidden="0" w:uiPriority="31" w:unhideWhenUsed="0" w:qFormat="1"/>
-    <w:lsdException w:name="Intense Reference" w:semiHidden="0" w:uiPriority="32" w:unhideWhenUsed="0" w:qFormat="1"/>
-    <w:lsdException w:name="Book Title" w:semiHidden="0" w:uiPriority="33" w:unhideWhenUsed="0" w:qFormat="1"/>
-    <w:lsdException w:name="Bibliography" w:uiPriority="37"/>
-    <w:lsdException w:name="TOC Heading" w:uiPriority="39" w:qFormat="1"/>
-  </w:latentStyles>
-  <w:style w:type="paragraph" w:default="1" w:styleId="a">
-    <w:name w:val="Normal"/>
-    <w:qFormat/>
-  </w:style>
-  <w:style w:type="character" w:default="1" w:styleId="a0">
-    <w:name w:val="Default Paragraph Font"/>
-    <w:uiPriority w:val="1"/>
-    <w:semiHidden/>
-    <w:unhideWhenUsed/>
-  </w:style>
-  <w:style w:type="table" w:default="1" w:styleId="a1">
-    <w:name w:val="Normal Table"/>
-    <w:uiPriority w:val="99"/>
-    <w:semiHidden/>
-    <w:unhideWhenUsed/>
-    <w:qFormat/>
-    <w:tblPr>
-      <w:tblInd w:w="0" w:type="dxa"/>
-      <w:tblCellMar>
-        <w:top w:w="0" w:type="dxa"/>
-        <w:left w:w="108" w:type="dxa"/>
-        <w:bottom w:w="0" w:type="dxa"/>
-        <w:right w:w="108" w:type="dxa"/>
-      </w:tblCellMar>
-    </w:tblPr>
-  </w:style>
-  <w:style w:type="numbering" w:default="1" w:styleId="a2">
-    <w:name w:val="No List"/>
-    <w:uiPriority w:val="99"/>
-    <w:semiHidden/>
-    <w:unhideWhenUsed/>
-  </w:style>
-  <w:style w:type="paragraph" w:customStyle="1" w:styleId="3D32AA1C69BA4F7CB65FD5FD76D0E4C6">
-    <w:name w:val="3D32AA1C69BA4F7CB65FD5FD76D0E4C6"/>
-    <w:rsid w:val="00B76750"/>
-  </w:style>
-  <w:style w:type="paragraph" w:customStyle="1" w:styleId="EE586A0ABEC04076BFB2F568690DB6FD">
-    <w:name w:val="EE586A0ABEC04076BFB2F568690DB6FD"/>
-    <w:rsid w:val="00B76750"/>
-  </w:style>
-</w:styles>
-</file>
-
-<file path=word/glossary/webSettings.xml><?xml version="1.0" encoding="utf-8"?>
-<w:webSettings xmlns:r="http://schemas.openxmlformats.org/officeDocument/2006/relationships" xmlns:w="http://schemas.openxmlformats.org/wordprocessingml/2006/main">
-  <w:optimizeForBrowser/>
-</w:webSettings>
 </file>
 
 <file path=word/theme/theme1.xml><?xml version="1.0" encoding="utf-8"?>
@@ -5033,7 +5179,7 @@
 </file>
 
 <file path=customXml/itemProps1.xml><?xml version="1.0" encoding="utf-8"?>
-<ds:datastoreItem xmlns:ds="http://schemas.openxmlformats.org/officeDocument/2006/customXml" ds:itemID="{9548DC68-0A19-4831-9FAA-BEF49D5E6E98}">
+<ds:datastoreItem xmlns:ds="http://schemas.openxmlformats.org/officeDocument/2006/customXml" ds:itemID="{0521CBCB-2605-4378-B6D6-6821FEC665B3}">
   <ds:schemaRefs>
     <ds:schemaRef ds:uri="http://schemas.openxmlformats.org/officeDocument/2006/bibliography"/>
   </ds:schemaRefs>

--- a/Технология раработки ПО/Техническое задание.docx
+++ b/Технология раработки ПО/Техническое задание.docx
@@ -1,6 +1,6 @@
 
 <file path=word/document.xml><?xml version="1.0" encoding="utf-8"?>
-<w:document xmlns:ve="http://schemas.openxmlformats.org/markup-compatibility/2006" xmlns:o="urn:schemas-microsoft-com:office:office" xmlns:r="http://schemas.openxmlformats.org/officeDocument/2006/relationships" xmlns:m="http://schemas.openxmlformats.org/officeDocument/2006/math" xmlns:v="urn:schemas-microsoft-com:vml" xmlns:wp="http://schemas.openxmlformats.org/drawingml/2006/wordprocessingDrawing" xmlns:w10="urn:schemas-microsoft-com:office:word" xmlns:w="http://schemas.openxmlformats.org/wordprocessingml/2006/main" xmlns:wne="http://schemas.microsoft.com/office/word/2006/wordml">
+<w:document xmlns:wpc="http://schemas.microsoft.com/office/word/2010/wordprocessingCanvas" xmlns:mc="http://schemas.openxmlformats.org/markup-compatibility/2006" xmlns:o="urn:schemas-microsoft-com:office:office" xmlns:r="http://schemas.openxmlformats.org/officeDocument/2006/relationships" xmlns:m="http://schemas.openxmlformats.org/officeDocument/2006/math" xmlns:v="urn:schemas-microsoft-com:vml" xmlns:wp14="http://schemas.microsoft.com/office/word/2010/wordprocessingDrawing" xmlns:wp="http://schemas.openxmlformats.org/drawingml/2006/wordprocessingDrawing" xmlns:w10="urn:schemas-microsoft-com:office:word" xmlns:w="http://schemas.openxmlformats.org/wordprocessingml/2006/main" xmlns:w14="http://schemas.microsoft.com/office/word/2010/wordml" xmlns:wpg="http://schemas.microsoft.com/office/word/2010/wordprocessingGroup" xmlns:wpi="http://schemas.microsoft.com/office/word/2010/wordprocessingInk" xmlns:wne="http://schemas.microsoft.com/office/word/2006/wordml" xmlns:wps="http://schemas.microsoft.com/office/word/2010/wordprocessingShape" mc:Ignorable="w14 wp14">
   <w:body>
     <w:p>
       <w:pPr>
@@ -61,10 +61,10 @@
                     </pic:cNvPicPr>
                   </pic:nvPicPr>
                   <pic:blipFill>
-                    <a:blip r:embed="rId8" cstate="print">
+                    <a:blip r:embed="rId9" cstate="print">
                       <a:extLst>
                         <a:ext uri="{28A0092B-C50C-407E-A947-70E740481C1C}">
-                          <a14:useLocalDpi xmlns="" xmlns:wpc="http://schemas.microsoft.com/office/word/2010/wordprocessingCanvas" xmlns:mc="http://schemas.openxmlformats.org/markup-compatibility/2006" xmlns:o="urn:schemas-microsoft-com:office:office" xmlns:v="urn:schemas-microsoft-com:vml" xmlns:wp14="http://schemas.microsoft.com/office/word/2010/wordprocessingDrawing" xmlns:w10="urn:schemas-microsoft-com:office:word" xmlns:w="http://schemas.openxmlformats.org/wordprocessingml/2006/main" xmlns:w14="http://schemas.microsoft.com/office/word/2010/wordml" xmlns:wpg="http://schemas.microsoft.com/office/word/2010/wordprocessingGroup" xmlns:wpi="http://schemas.microsoft.com/office/word/2010/wordprocessingInk" xmlns:wps="http://schemas.microsoft.com/office/word/2010/wordprocessingShape" xmlns:a14="http://schemas.microsoft.com/office/drawing/2010/main" val="0"/>
+                          <a14:useLocalDpi xmlns:a14="http://schemas.microsoft.com/office/drawing/2010/main" val="0"/>
                         </a:ext>
                       </a:extLst>
                     </a:blip>
@@ -124,8 +124,13 @@
         <w:jc w:val="right"/>
       </w:pPr>
       <w:r>
-        <w:t>_________ Рыбаков А.С</w:t>
-      </w:r>
+        <w:t>_________ Рыбаков А.</w:t>
+      </w:r>
+      <w:proofErr w:type="gramStart"/>
+      <w:r>
+        <w:t>С</w:t>
+      </w:r>
+      <w:proofErr w:type="gramEnd"/>
     </w:p>
     <w:p>
       <w:pPr>
@@ -324,6 +329,7 @@
           <w:docPartUnique/>
         </w:docPartObj>
       </w:sdtPr>
+      <w:sdtEndPr/>
       <w:sdtContent>
         <w:p>
           <w:pPr>
@@ -1032,7 +1038,7 @@
       <w:tblPr>
         <w:tblStyle w:val="a3"/>
         <w:tblW w:w="0" w:type="auto"/>
-        <w:tblLook w:val="04A0"/>
+        <w:tblLook w:val="04A0" w:firstRow="1" w:lastRow="0" w:firstColumn="1" w:lastColumn="0" w:noHBand="0" w:noVBand="1"/>
       </w:tblPr>
       <w:tblGrid>
         <w:gridCol w:w="1101"/>
@@ -1054,7 +1060,21 @@
               <w:rPr>
                 <w:b/>
               </w:rPr>
-              <w:t>№ п/п</w:t>
+              <w:t xml:space="preserve">№ </w:t>
+            </w:r>
+            <w:proofErr w:type="gramStart"/>
+            <w:r>
+              <w:rPr>
+                <w:b/>
+              </w:rPr>
+              <w:t>п</w:t>
+            </w:r>
+            <w:proofErr w:type="gramEnd"/>
+            <w:r>
+              <w:rPr>
+                <w:b/>
+              </w:rPr>
+              <w:t>/п</w:t>
             </w:r>
           </w:p>
         </w:tc>
@@ -1281,8 +1301,16 @@
               <w:rPr>
                 <w:lang w:val="en-US"/>
               </w:rPr>
-              <w:t>User Expiriens</w:t>
-            </w:r>
+              <w:t xml:space="preserve">User </w:t>
+            </w:r>
+            <w:proofErr w:type="spellStart"/>
+            <w:r>
+              <w:rPr>
+                <w:lang w:val="en-US"/>
+              </w:rPr>
+              <w:t>Expiriens</w:t>
+            </w:r>
+            <w:proofErr w:type="spellEnd"/>
             <w:r>
               <w:t xml:space="preserve"> </w:t>
             </w:r>
@@ -1615,7 +1643,15 @@
         <w:ind w:firstLine="709"/>
       </w:pPr>
       <w:r>
-        <w:t>Данный документ является требованием к автоматизации процессов пункта проката спортивного инвентаря(коньков, роликов, лыж, велосипедов)  в парке.</w:t>
+        <w:t>Данный документ является требованием к автоматизации процессов пункта проката спортивного инвентар</w:t>
+      </w:r>
+      <w:proofErr w:type="gramStart"/>
+      <w:r>
+        <w:t>я(</w:t>
+      </w:r>
+      <w:proofErr w:type="gramEnd"/>
+      <w:r>
+        <w:t>коньков, роликов, лыж, велосипедов)  в парке.</w:t>
       </w:r>
     </w:p>
     <w:p>
@@ -1623,13 +1659,37 @@
         <w:ind w:firstLine="709"/>
       </w:pPr>
       <w:r>
-        <w:t xml:space="preserve">ИС должна обеспечивать цифровизацию всех процессов: учет инвентаря, ведение БД, регистрацию </w:t>
+        <w:t xml:space="preserve">ИС должна обеспечивать </w:t>
+      </w:r>
+      <w:proofErr w:type="spellStart"/>
+      <w:r>
+        <w:t>цифровизацию</w:t>
+      </w:r>
+      <w:proofErr w:type="spellEnd"/>
+      <w:r>
+        <w:t xml:space="preserve"> всех процессов: учет инвентаря, ведение БД, регистрацию </w:t>
       </w:r>
       <w:r>
         <w:t>к</w:t>
       </w:r>
       <w:r>
-        <w:t>лиентов, оформление и контроль аренды. расчет стоимости.</w:t>
+        <w:t>лиентов, оформление и контроль аренды</w:t>
+      </w:r>
+      <w:proofErr w:type="gramStart"/>
+      <w:r>
+        <w:t>.</w:t>
+      </w:r>
+      <w:proofErr w:type="gramEnd"/>
+      <w:r>
+        <w:t xml:space="preserve"> </w:t>
+      </w:r>
+      <w:proofErr w:type="gramStart"/>
+      <w:r>
+        <w:t>р</w:t>
+      </w:r>
+      <w:proofErr w:type="gramEnd"/>
+      <w:r>
+        <w:t>асчет стоимости.</w:t>
       </w:r>
     </w:p>
     <w:p>
@@ -1637,7 +1697,23 @@
         <w:ind w:firstLine="709"/>
       </w:pPr>
       <w:r>
-        <w:t xml:space="preserve">Разработка ИС предполагает использование совеменного ПО, простого и удобного </w:t>
+        <w:t xml:space="preserve">Разработка ИС предполагает использование </w:t>
+      </w:r>
+      <w:proofErr w:type="spellStart"/>
+      <w:r>
+        <w:t>совеменного</w:t>
+      </w:r>
+      <w:proofErr w:type="spellEnd"/>
+      <w:r>
+        <w:t xml:space="preserve"> ПО, </w:t>
+      </w:r>
+      <w:proofErr w:type="gramStart"/>
+      <w:r>
+        <w:t>простого</w:t>
+      </w:r>
+      <w:proofErr w:type="gramEnd"/>
+      <w:r>
+        <w:t xml:space="preserve"> и удобного </w:t>
       </w:r>
       <w:r>
         <w:rPr>
@@ -1726,13 +1802,13 @@
         </w:rPr>
         <w:t xml:space="preserve">E-mail: </w:t>
       </w:r>
-      <w:hyperlink r:id="rId9" w:history="1">
+      <w:hyperlink r:id="rId10" w:history="1">
         <w:r>
           <w:rPr>
             <w:rStyle w:val="ab"/>
             <w:lang w:val="en-US"/>
           </w:rPr>
-          <w:t>rybakov@gmail.com</w:t>
+          <w:t>rrrrr@gmail.com</w:t>
         </w:r>
       </w:hyperlink>
     </w:p>
@@ -1744,6 +1820,8 @@
       <w:r>
         <w:t>Основанием разработки является:</w:t>
       </w:r>
+      <w:bookmarkStart w:id="3" w:name="_GoBack"/>
+      <w:bookmarkEnd w:id="3"/>
     </w:p>
     <w:p>
       <w:pPr>
@@ -1836,11 +1914,11 @@
       <w:r>
         <w:t xml:space="preserve"> </w:t>
       </w:r>
-      <w:bookmarkStart w:id="3" w:name="_Toc215883381"/>
+      <w:bookmarkStart w:id="4" w:name="_Toc215883381"/>
       <w:r>
         <w:t>Об исполнителе проекта</w:t>
       </w:r>
-      <w:bookmarkEnd w:id="3"/>
+      <w:bookmarkEnd w:id="4"/>
     </w:p>
     <w:p/>
     <w:p>
@@ -1876,12 +1954,12 @@
         </w:numPr>
         <w:ind w:firstLine="709"/>
       </w:pPr>
-      <w:bookmarkStart w:id="4" w:name="_Toc215883382"/>
+      <w:bookmarkStart w:id="5" w:name="_Toc215883382"/>
       <w:r>
         <w:lastRenderedPageBreak/>
         <w:t>НАЗНАЧЕНИЕ, ЦЕЛИ И ЗАДАЧИ ПРОЕКТА</w:t>
       </w:r>
-      <w:bookmarkEnd w:id="4"/>
+      <w:bookmarkEnd w:id="5"/>
     </w:p>
     <w:p>
       <w:pPr>
@@ -1891,11 +1969,11 @@
           <w:numId w:val="9"/>
         </w:numPr>
       </w:pPr>
-      <w:bookmarkStart w:id="5" w:name="_Toc215883383"/>
+      <w:bookmarkStart w:id="6" w:name="_Toc215883383"/>
       <w:r>
         <w:t>Назначение системы</w:t>
       </w:r>
-      <w:bookmarkEnd w:id="5"/>
+      <w:bookmarkEnd w:id="6"/>
     </w:p>
     <w:p>
       <w:pPr>
@@ -2032,11 +2110,11 @@
           <w:numId w:val="9"/>
         </w:numPr>
       </w:pPr>
-      <w:bookmarkStart w:id="6" w:name="_Toc215883384"/>
+      <w:bookmarkStart w:id="7" w:name="_Toc215883384"/>
       <w:r>
         <w:t>Цели проекта</w:t>
       </w:r>
-      <w:bookmarkEnd w:id="6"/>
+      <w:bookmarkEnd w:id="7"/>
     </w:p>
     <w:p>
       <w:pPr>
@@ -2153,7 +2231,15 @@
         </w:numPr>
       </w:pPr>
       <w:r>
-        <w:t>повышение общего уровня качества обслуживания посетителей парка.</w:t>
+        <w:t xml:space="preserve">повышение общего </w:t>
+      </w:r>
+      <w:proofErr w:type="gramStart"/>
+      <w:r>
+        <w:t>уровня качества обслуживания посетителей парка</w:t>
+      </w:r>
+      <w:proofErr w:type="gramEnd"/>
+      <w:r>
+        <w:t>.</w:t>
       </w:r>
     </w:p>
     <w:p>
@@ -2226,7 +2312,15 @@
         </w:numPr>
       </w:pPr>
       <w:r>
-        <w:t>Обеспечить оперативный контроль за состоянием инвентаря</w:t>
+        <w:t xml:space="preserve">Обеспечить оперативный </w:t>
+      </w:r>
+      <w:proofErr w:type="gramStart"/>
+      <w:r>
+        <w:t>контроль за</w:t>
+      </w:r>
+      <w:proofErr w:type="gramEnd"/>
+      <w:r>
+        <w:t xml:space="preserve"> состоянием инвентаря</w:t>
       </w:r>
     </w:p>
     <w:p/>
@@ -2240,10 +2334,10 @@
       </w:r>
     </w:p>
     <w:sectPr>
-      <w:headerReference w:type="default" r:id="rId10"/>
-      <w:footerReference w:type="default" r:id="rId11"/>
-      <w:headerReference w:type="first" r:id="rId12"/>
-      <w:footerReference w:type="first" r:id="rId13"/>
+      <w:headerReference w:type="default" r:id="rId11"/>
+      <w:footerReference w:type="default" r:id="rId12"/>
+      <w:headerReference w:type="first" r:id="rId13"/>
+      <w:footerReference w:type="first" r:id="rId14"/>
       <w:pgSz w:w="11906" w:h="16838"/>
       <w:pgMar w:top="720" w:right="720" w:bottom="720" w:left="720" w:header="708" w:footer="708" w:gutter="0"/>
       <w:cols w:space="708"/>
@@ -2254,7 +2348,7 @@
 </file>
 
 <file path=word/endnotes.xml><?xml version="1.0" encoding="utf-8"?>
-<w:endnotes xmlns:ve="http://schemas.openxmlformats.org/markup-compatibility/2006" xmlns:o="urn:schemas-microsoft-com:office:office" xmlns:r="http://schemas.openxmlformats.org/officeDocument/2006/relationships" xmlns:m="http://schemas.openxmlformats.org/officeDocument/2006/math" xmlns:v="urn:schemas-microsoft-com:vml" xmlns:wp="http://schemas.openxmlformats.org/drawingml/2006/wordprocessingDrawing" xmlns:w10="urn:schemas-microsoft-com:office:word" xmlns:w="http://schemas.openxmlformats.org/wordprocessingml/2006/main" xmlns:wne="http://schemas.microsoft.com/office/word/2006/wordml">
+<w:endnotes xmlns:wpc="http://schemas.microsoft.com/office/word/2010/wordprocessingCanvas" xmlns:mc="http://schemas.openxmlformats.org/markup-compatibility/2006" xmlns:o="urn:schemas-microsoft-com:office:office" xmlns:r="http://schemas.openxmlformats.org/officeDocument/2006/relationships" xmlns:m="http://schemas.openxmlformats.org/officeDocument/2006/math" xmlns:v="urn:schemas-microsoft-com:vml" xmlns:wp14="http://schemas.microsoft.com/office/word/2010/wordprocessingDrawing" xmlns:wp="http://schemas.openxmlformats.org/drawingml/2006/wordprocessingDrawing" xmlns:w10="urn:schemas-microsoft-com:office:word" xmlns:w="http://schemas.openxmlformats.org/wordprocessingml/2006/main" xmlns:w14="http://schemas.microsoft.com/office/word/2010/wordml" xmlns:wpg="http://schemas.microsoft.com/office/word/2010/wordprocessingGroup" xmlns:wpi="http://schemas.microsoft.com/office/word/2010/wordprocessingInk" xmlns:wne="http://schemas.microsoft.com/office/word/2006/wordml" xmlns:wps="http://schemas.microsoft.com/office/word/2010/wordprocessingShape" mc:Ignorable="w14 wp14">
   <w:endnote w:type="separator" w:id="-1">
     <w:p>
       <w:pPr>
@@ -2279,7 +2373,7 @@
 </file>
 
 <file path=word/footer1.xml><?xml version="1.0" encoding="utf-8"?>
-<w:ftr xmlns:ve="http://schemas.openxmlformats.org/markup-compatibility/2006" xmlns:o="urn:schemas-microsoft-com:office:office" xmlns:r="http://schemas.openxmlformats.org/officeDocument/2006/relationships" xmlns:m="http://schemas.openxmlformats.org/officeDocument/2006/math" xmlns:v="urn:schemas-microsoft-com:vml" xmlns:wp="http://schemas.openxmlformats.org/drawingml/2006/wordprocessingDrawing" xmlns:w10="urn:schemas-microsoft-com:office:word" xmlns:w="http://schemas.openxmlformats.org/wordprocessingml/2006/main" xmlns:wne="http://schemas.microsoft.com/office/word/2006/wordml">
+<w:ftr xmlns:wpc="http://schemas.microsoft.com/office/word/2010/wordprocessingCanvas" xmlns:mc="http://schemas.openxmlformats.org/markup-compatibility/2006" xmlns:o="urn:schemas-microsoft-com:office:office" xmlns:r="http://schemas.openxmlformats.org/officeDocument/2006/relationships" xmlns:m="http://schemas.openxmlformats.org/officeDocument/2006/math" xmlns:v="urn:schemas-microsoft-com:vml" xmlns:wp14="http://schemas.microsoft.com/office/word/2010/wordprocessingDrawing" xmlns:wp="http://schemas.openxmlformats.org/drawingml/2006/wordprocessingDrawing" xmlns:w10="urn:schemas-microsoft-com:office:word" xmlns:w="http://schemas.openxmlformats.org/wordprocessingml/2006/main" xmlns:w14="http://schemas.microsoft.com/office/word/2010/wordml" xmlns:wpg="http://schemas.microsoft.com/office/word/2010/wordprocessingGroup" xmlns:wpi="http://schemas.microsoft.com/office/word/2010/wordprocessingInk" xmlns:wne="http://schemas.microsoft.com/office/word/2006/wordml" xmlns:wps="http://schemas.microsoft.com/office/word/2010/wordprocessingShape" mc:Ignorable="w14 wp14">
   <w:sdt>
     <w:sdtPr>
       <w:id w:val="647985321"/>
@@ -2288,20 +2382,34 @@
         <w:docPartUnique/>
       </w:docPartObj>
     </w:sdtPr>
+    <w:sdtEndPr/>
     <w:sdtContent>
       <w:p>
         <w:pPr>
           <w:pStyle w:val="a9"/>
           <w:jc w:val="right"/>
         </w:pPr>
-        <w:fldSimple w:instr=" PAGE   \* MERGEFORMAT ">
-          <w:r>
-            <w:rPr>
-              <w:noProof/>
-            </w:rPr>
-            <w:t>6</w:t>
-          </w:r>
-        </w:fldSimple>
+        <w:r>
+          <w:fldChar w:fldCharType="begin"/>
+        </w:r>
+        <w:r>
+          <w:instrText xml:space="preserve"> PAGE   \* MERGEFORMAT </w:instrText>
+        </w:r>
+        <w:r>
+          <w:fldChar w:fldCharType="separate"/>
+        </w:r>
+        <w:r>
+          <w:rPr>
+            <w:noProof/>
+          </w:rPr>
+          <w:t>4</w:t>
+        </w:r>
+        <w:r>
+          <w:rPr>
+            <w:noProof/>
+          </w:rPr>
+          <w:fldChar w:fldCharType="end"/>
+        </w:r>
       </w:p>
     </w:sdtContent>
   </w:sdt>
@@ -2317,7 +2425,7 @@
 </file>
 
 <file path=word/footer2.xml><?xml version="1.0" encoding="utf-8"?>
-<w:ftr xmlns:ve="http://schemas.openxmlformats.org/markup-compatibility/2006" xmlns:o="urn:schemas-microsoft-com:office:office" xmlns:r="http://schemas.openxmlformats.org/officeDocument/2006/relationships" xmlns:m="http://schemas.openxmlformats.org/officeDocument/2006/math" xmlns:v="urn:schemas-microsoft-com:vml" xmlns:wp="http://schemas.openxmlformats.org/drawingml/2006/wordprocessingDrawing" xmlns:w10="urn:schemas-microsoft-com:office:word" xmlns:w="http://schemas.openxmlformats.org/wordprocessingml/2006/main" xmlns:wne="http://schemas.microsoft.com/office/word/2006/wordml">
+<w:ftr xmlns:wpc="http://schemas.microsoft.com/office/word/2010/wordprocessingCanvas" xmlns:mc="http://schemas.openxmlformats.org/markup-compatibility/2006" xmlns:o="urn:schemas-microsoft-com:office:office" xmlns:r="http://schemas.openxmlformats.org/officeDocument/2006/relationships" xmlns:m="http://schemas.openxmlformats.org/officeDocument/2006/math" xmlns:v="urn:schemas-microsoft-com:vml" xmlns:wp14="http://schemas.microsoft.com/office/word/2010/wordprocessingDrawing" xmlns:wp="http://schemas.openxmlformats.org/drawingml/2006/wordprocessingDrawing" xmlns:w10="urn:schemas-microsoft-com:office:word" xmlns:w="http://schemas.openxmlformats.org/wordprocessingml/2006/main" xmlns:w14="http://schemas.microsoft.com/office/word/2010/wordml" xmlns:wpg="http://schemas.microsoft.com/office/word/2010/wordprocessingGroup" xmlns:wpi="http://schemas.microsoft.com/office/word/2010/wordprocessingInk" xmlns:wne="http://schemas.microsoft.com/office/word/2006/wordml" xmlns:wps="http://schemas.microsoft.com/office/word/2010/wordprocessingShape" mc:Ignorable="w14 wp14">
   <w:p>
     <w:pPr>
       <w:jc w:val="center"/>
@@ -2331,7 +2439,7 @@
 </file>
 
 <file path=word/footnotes.xml><?xml version="1.0" encoding="utf-8"?>
-<w:footnotes xmlns:ve="http://schemas.openxmlformats.org/markup-compatibility/2006" xmlns:o="urn:schemas-microsoft-com:office:office" xmlns:r="http://schemas.openxmlformats.org/officeDocument/2006/relationships" xmlns:m="http://schemas.openxmlformats.org/officeDocument/2006/math" xmlns:v="urn:schemas-microsoft-com:vml" xmlns:wp="http://schemas.openxmlformats.org/drawingml/2006/wordprocessingDrawing" xmlns:w10="urn:schemas-microsoft-com:office:word" xmlns:w="http://schemas.openxmlformats.org/wordprocessingml/2006/main" xmlns:wne="http://schemas.microsoft.com/office/word/2006/wordml">
+<w:footnotes xmlns:wpc="http://schemas.microsoft.com/office/word/2010/wordprocessingCanvas" xmlns:mc="http://schemas.openxmlformats.org/markup-compatibility/2006" xmlns:o="urn:schemas-microsoft-com:office:office" xmlns:r="http://schemas.openxmlformats.org/officeDocument/2006/relationships" xmlns:m="http://schemas.openxmlformats.org/officeDocument/2006/math" xmlns:v="urn:schemas-microsoft-com:vml" xmlns:wp14="http://schemas.microsoft.com/office/word/2010/wordprocessingDrawing" xmlns:wp="http://schemas.openxmlformats.org/drawingml/2006/wordprocessingDrawing" xmlns:w10="urn:schemas-microsoft-com:office:word" xmlns:w="http://schemas.openxmlformats.org/wordprocessingml/2006/main" xmlns:w14="http://schemas.microsoft.com/office/word/2010/wordml" xmlns:wpg="http://schemas.microsoft.com/office/word/2010/wordprocessingGroup" xmlns:wpi="http://schemas.microsoft.com/office/word/2010/wordprocessingInk" xmlns:wne="http://schemas.microsoft.com/office/word/2006/wordml" xmlns:wps="http://schemas.microsoft.com/office/word/2010/wordprocessingShape" mc:Ignorable="w14 wp14">
   <w:footnote w:type="separator" w:id="-1">
     <w:p>
       <w:pPr>
@@ -2356,7 +2464,7 @@
 </file>
 
 <file path=word/header1.xml><?xml version="1.0" encoding="utf-8"?>
-<w:hdr xmlns:ve="http://schemas.openxmlformats.org/markup-compatibility/2006" xmlns:o="urn:schemas-microsoft-com:office:office" xmlns:r="http://schemas.openxmlformats.org/officeDocument/2006/relationships" xmlns:m="http://schemas.openxmlformats.org/officeDocument/2006/math" xmlns:v="urn:schemas-microsoft-com:vml" xmlns:wp="http://schemas.openxmlformats.org/drawingml/2006/wordprocessingDrawing" xmlns:w10="urn:schemas-microsoft-com:office:word" xmlns:w="http://schemas.openxmlformats.org/wordprocessingml/2006/main" xmlns:wne="http://schemas.microsoft.com/office/word/2006/wordml">
+<w:hdr xmlns:wpc="http://schemas.microsoft.com/office/word/2010/wordprocessingCanvas" xmlns:mc="http://schemas.openxmlformats.org/markup-compatibility/2006" xmlns:o="urn:schemas-microsoft-com:office:office" xmlns:r="http://schemas.openxmlformats.org/officeDocument/2006/relationships" xmlns:m="http://schemas.openxmlformats.org/officeDocument/2006/math" xmlns:v="urn:schemas-microsoft-com:vml" xmlns:wp14="http://schemas.microsoft.com/office/word/2010/wordprocessingDrawing" xmlns:wp="http://schemas.openxmlformats.org/drawingml/2006/wordprocessingDrawing" xmlns:w10="urn:schemas-microsoft-com:office:word" xmlns:w="http://schemas.openxmlformats.org/wordprocessingml/2006/main" xmlns:w14="http://schemas.microsoft.com/office/word/2010/wordml" xmlns:wpg="http://schemas.microsoft.com/office/word/2010/wordprocessingGroup" xmlns:wpi="http://schemas.microsoft.com/office/word/2010/wordprocessingInk" xmlns:wne="http://schemas.microsoft.com/office/word/2006/wordml" xmlns:wps="http://schemas.microsoft.com/office/word/2010/wordprocessingShape" mc:Ignorable="w14 wp14">
   <w:p>
     <w:pPr>
       <w:pStyle w:val="a7"/>
@@ -2379,7 +2487,7 @@
 </file>
 
 <file path=word/header2.xml><?xml version="1.0" encoding="utf-8"?>
-<w:hdr xmlns:ve="http://schemas.openxmlformats.org/markup-compatibility/2006" xmlns:o="urn:schemas-microsoft-com:office:office" xmlns:r="http://schemas.openxmlformats.org/officeDocument/2006/relationships" xmlns:m="http://schemas.openxmlformats.org/officeDocument/2006/math" xmlns:v="urn:schemas-microsoft-com:vml" xmlns:wp="http://schemas.openxmlformats.org/drawingml/2006/wordprocessingDrawing" xmlns:w10="urn:schemas-microsoft-com:office:word" xmlns:w="http://schemas.openxmlformats.org/wordprocessingml/2006/main" xmlns:wne="http://schemas.microsoft.com/office/word/2006/wordml">
+<w:hdr xmlns:wpc="http://schemas.microsoft.com/office/word/2010/wordprocessingCanvas" xmlns:mc="http://schemas.openxmlformats.org/markup-compatibility/2006" xmlns:o="urn:schemas-microsoft-com:office:office" xmlns:r="http://schemas.openxmlformats.org/officeDocument/2006/relationships" xmlns:m="http://schemas.openxmlformats.org/officeDocument/2006/math" xmlns:v="urn:schemas-microsoft-com:vml" xmlns:wp14="http://schemas.microsoft.com/office/word/2010/wordprocessingDrawing" xmlns:wp="http://schemas.openxmlformats.org/drawingml/2006/wordprocessingDrawing" xmlns:w10="urn:schemas-microsoft-com:office:word" xmlns:w="http://schemas.openxmlformats.org/wordprocessingml/2006/main" xmlns:w14="http://schemas.microsoft.com/office/word/2010/wordml" xmlns:wpg="http://schemas.microsoft.com/office/word/2010/wordprocessingGroup" xmlns:wpi="http://schemas.microsoft.com/office/word/2010/wordprocessingInk" xmlns:wne="http://schemas.microsoft.com/office/word/2006/wordml" xmlns:wps="http://schemas.microsoft.com/office/word/2010/wordprocessingShape" mc:Ignorable="w14 wp14">
   <w:p>
     <w:pPr>
       <w:pStyle w:val="a7"/>
@@ -2402,7 +2510,7 @@
 </file>
 
 <file path=word/numbering.xml><?xml version="1.0" encoding="utf-8"?>
-<w:numbering xmlns:ve="http://schemas.openxmlformats.org/markup-compatibility/2006" xmlns:o="urn:schemas-microsoft-com:office:office" xmlns:r="http://schemas.openxmlformats.org/officeDocument/2006/relationships" xmlns:m="http://schemas.openxmlformats.org/officeDocument/2006/math" xmlns:v="urn:schemas-microsoft-com:vml" xmlns:wp="http://schemas.openxmlformats.org/drawingml/2006/wordprocessingDrawing" xmlns:w10="urn:schemas-microsoft-com:office:word" xmlns:w="http://schemas.openxmlformats.org/wordprocessingml/2006/main" xmlns:wne="http://schemas.microsoft.com/office/word/2006/wordml">
+<w:numbering xmlns:wpc="http://schemas.microsoft.com/office/word/2010/wordprocessingCanvas" xmlns:mc="http://schemas.openxmlformats.org/markup-compatibility/2006" xmlns:o="urn:schemas-microsoft-com:office:office" xmlns:r="http://schemas.openxmlformats.org/officeDocument/2006/relationships" xmlns:m="http://schemas.openxmlformats.org/officeDocument/2006/math" xmlns:v="urn:schemas-microsoft-com:vml" xmlns:wp14="http://schemas.microsoft.com/office/word/2010/wordprocessingDrawing" xmlns:wp="http://schemas.openxmlformats.org/drawingml/2006/wordprocessingDrawing" xmlns:w10="urn:schemas-microsoft-com:office:word" xmlns:w="http://schemas.openxmlformats.org/wordprocessingml/2006/main" xmlns:w14="http://schemas.microsoft.com/office/word/2010/wordml" xmlns:wpg="http://schemas.microsoft.com/office/word/2010/wordprocessingGroup" xmlns:wpi="http://schemas.microsoft.com/office/word/2010/wordprocessingInk" xmlns:wne="http://schemas.microsoft.com/office/word/2006/wordml" xmlns:wps="http://schemas.microsoft.com/office/word/2010/wordprocessingShape" mc:Ignorable="w14 wp14">
   <w:abstractNum w:abstractNumId="0">
     <w:nsid w:val="0CB41A2B"/>
     <w:multiLevelType w:val="multilevel"/>
@@ -4432,7 +4540,7 @@
 </file>
 
 <file path=word/styles.xml><?xml version="1.0" encoding="utf-8"?>
-<w:styles xmlns:r="http://schemas.openxmlformats.org/officeDocument/2006/relationships" xmlns:w="http://schemas.openxmlformats.org/wordprocessingml/2006/main">
+<w:styles xmlns:mc="http://schemas.openxmlformats.org/markup-compatibility/2006" xmlns:r="http://schemas.openxmlformats.org/officeDocument/2006/relationships" xmlns:w="http://schemas.openxmlformats.org/wordprocessingml/2006/main" xmlns:w14="http://schemas.microsoft.com/office/word/2010/wordml" mc:Ignorable="w14">
   <w:docDefaults>
     <w:rPrDefault>
       <w:rPr>
@@ -4657,7 +4765,6 @@
     <w:uiPriority w:val="99"/>
     <w:semiHidden/>
     <w:unhideWhenUsed/>
-    <w:qFormat/>
     <w:tblPr>
       <w:tblInd w:w="0" w:type="dxa"/>
       <w:tblCellMar>
@@ -4688,7 +4795,6 @@
       <w:szCs w:val="24"/>
     </w:rPr>
     <w:tblPr>
-      <w:tblInd w:w="0" w:type="dxa"/>
       <w:tblBorders>
         <w:top w:val="single" w:sz="4" w:space="0" w:color="auto"/>
         <w:left w:val="single" w:sz="4" w:space="0" w:color="auto"/>
@@ -4697,12 +4803,6 @@
         <w:insideH w:val="single" w:sz="4" w:space="0" w:color="auto"/>
         <w:insideV w:val="single" w:sz="4" w:space="0" w:color="auto"/>
       </w:tblBorders>
-      <w:tblCellMar>
-        <w:top w:w="0" w:type="dxa"/>
-        <w:left w:w="108" w:type="dxa"/>
-        <w:bottom w:w="0" w:type="dxa"/>
-        <w:right w:w="108" w:type="dxa"/>
-      </w:tblCellMar>
     </w:tblPr>
   </w:style>
   <w:style w:type="paragraph" w:styleId="a4">
@@ -4887,6 +4987,196 @@
       <w:spacing w:after="100"/>
       <w:ind w:left="280"/>
     </w:pPr>
+  </w:style>
+</w:styles>
+</file>
+
+<file path=word/stylesWithEffects.xml><?xml version="1.0" encoding="utf-8"?>
+<w:styles xmlns:wpc="http://schemas.microsoft.com/office/word/2010/wordprocessingCanvas" xmlns:mc="http://schemas.openxmlformats.org/markup-compatibility/2006" xmlns:o="urn:schemas-microsoft-com:office:office" xmlns:r="http://schemas.openxmlformats.org/officeDocument/2006/relationships" xmlns:m="http://schemas.openxmlformats.org/officeDocument/2006/math" xmlns:v="urn:schemas-microsoft-com:vml" xmlns:wp14="http://schemas.microsoft.com/office/word/2010/wordprocessingDrawing" xmlns:wp="http://schemas.openxmlformats.org/drawingml/2006/wordprocessingDrawing" xmlns:w10="urn:schemas-microsoft-com:office:word" xmlns:w="http://schemas.openxmlformats.org/wordprocessingml/2006/main" xmlns:w14="http://schemas.microsoft.com/office/word/2010/wordml" xmlns:wpg="http://schemas.microsoft.com/office/word/2010/wordprocessingGroup" xmlns:wpi="http://schemas.microsoft.com/office/word/2010/wordprocessingInk" xmlns:wne="http://schemas.microsoft.com/office/word/2006/wordml" xmlns:wps="http://schemas.microsoft.com/office/word/2010/wordprocessingShape" mc:Ignorable="w14 wp14">
+  <w:docDefaults>
+    <w:rPrDefault>
+      <w:rPr>
+        <w:rFonts w:asciiTheme="minorHAnsi" w:eastAsiaTheme="minorEastAsia" w:hAnsiTheme="minorHAnsi" w:cstheme="minorBidi"/>
+        <w:sz w:val="22"/>
+        <w:szCs w:val="22"/>
+        <w:lang w:val="ru-RU" w:eastAsia="ru-RU" w:bidi="ar-SA"/>
+      </w:rPr>
+    </w:rPrDefault>
+    <w:pPrDefault>
+      <w:pPr>
+        <w:spacing w:after="200" w:line="276" w:lineRule="auto"/>
+      </w:pPr>
+    </w:pPrDefault>
+  </w:docDefaults>
+  <w:latentStyles w:defLockedState="0" w:defUIPriority="99" w:defSemiHidden="1" w:defUnhideWhenUsed="1" w:defQFormat="0" w:count="267">
+    <w:lsdException w:name="Normal" w:semiHidden="0" w:uiPriority="0" w:unhideWhenUsed="0" w:qFormat="1"/>
+    <w:lsdException w:name="heading 1" w:semiHidden="0" w:uiPriority="9" w:unhideWhenUsed="0" w:qFormat="1"/>
+    <w:lsdException w:name="heading 2" w:uiPriority="9" w:qFormat="1"/>
+    <w:lsdException w:name="heading 3" w:uiPriority="9" w:qFormat="1"/>
+    <w:lsdException w:name="heading 4" w:uiPriority="9" w:qFormat="1"/>
+    <w:lsdException w:name="heading 5" w:uiPriority="9" w:qFormat="1"/>
+    <w:lsdException w:name="heading 6" w:uiPriority="9" w:qFormat="1"/>
+    <w:lsdException w:name="heading 7" w:uiPriority="9" w:qFormat="1"/>
+    <w:lsdException w:name="heading 8" w:uiPriority="9" w:qFormat="1"/>
+    <w:lsdException w:name="heading 9" w:uiPriority="9" w:qFormat="1"/>
+    <w:lsdException w:name="toc 1" w:uiPriority="39"/>
+    <w:lsdException w:name="toc 2" w:uiPriority="39"/>
+    <w:lsdException w:name="toc 3" w:uiPriority="39"/>
+    <w:lsdException w:name="toc 4" w:uiPriority="39"/>
+    <w:lsdException w:name="toc 5" w:uiPriority="39"/>
+    <w:lsdException w:name="toc 6" w:uiPriority="39"/>
+    <w:lsdException w:name="toc 7" w:uiPriority="39"/>
+    <w:lsdException w:name="toc 8" w:uiPriority="39"/>
+    <w:lsdException w:name="toc 9" w:uiPriority="39"/>
+    <w:lsdException w:name="caption" w:uiPriority="35" w:qFormat="1"/>
+    <w:lsdException w:name="Title" w:semiHidden="0" w:uiPriority="10" w:unhideWhenUsed="0" w:qFormat="1"/>
+    <w:lsdException w:name="Default Paragraph Font" w:uiPriority="1"/>
+    <w:lsdException w:name="Subtitle" w:semiHidden="0" w:uiPriority="11" w:unhideWhenUsed="0" w:qFormat="1"/>
+    <w:lsdException w:name="Strong" w:semiHidden="0" w:uiPriority="22" w:unhideWhenUsed="0" w:qFormat="1"/>
+    <w:lsdException w:name="Emphasis" w:semiHidden="0" w:uiPriority="20" w:unhideWhenUsed="0" w:qFormat="1"/>
+    <w:lsdException w:name="Table Grid" w:semiHidden="0" w:uiPriority="59" w:unhideWhenUsed="0"/>
+    <w:lsdException w:name="Placeholder Text" w:unhideWhenUsed="0"/>
+    <w:lsdException w:name="No Spacing" w:semiHidden="0" w:uiPriority="1" w:unhideWhenUsed="0" w:qFormat="1"/>
+    <w:lsdException w:name="Light Shading" w:semiHidden="0" w:uiPriority="60" w:unhideWhenUsed="0"/>
+    <w:lsdException w:name="Light List" w:semiHidden="0" w:uiPriority="61" w:unhideWhenUsed="0"/>
+    <w:lsdException w:name="Light Grid" w:semiHidden="0" w:uiPriority="62" w:unhideWhenUsed="0"/>
+    <w:lsdException w:name="Medium Shading 1" w:semiHidden="0" w:uiPriority="63" w:unhideWhenUsed="0"/>
+    <w:lsdException w:name="Medium Shading 2" w:semiHidden="0" w:uiPriority="64" w:unhideWhenUsed="0"/>
+    <w:lsdException w:name="Medium List 1" w:semiHidden="0" w:uiPriority="65" w:unhideWhenUsed="0"/>
+    <w:lsdException w:name="Medium List 2" w:semiHidden="0" w:uiPriority="66" w:unhideWhenUsed="0"/>
+    <w:lsdException w:name="Medium Grid 1" w:semiHidden="0" w:uiPriority="67" w:unhideWhenUsed="0"/>
+    <w:lsdException w:name="Medium Grid 2" w:semiHidden="0" w:uiPriority="68" w:unhideWhenUsed="0"/>
+    <w:lsdException w:name="Medium Grid 3" w:semiHidden="0" w:uiPriority="69" w:unhideWhenUsed="0"/>
+    <w:lsdException w:name="Dark List" w:semiHidden="0" w:uiPriority="70" w:unhideWhenUsed="0"/>
+    <w:lsdException w:name="Colorful Shading" w:semiHidden="0" w:uiPriority="71" w:unhideWhenUsed="0"/>
+    <w:lsdException w:name="Colorful List" w:semiHidden="0" w:uiPriority="72" w:unhideWhenUsed="0"/>
+    <w:lsdException w:name="Colorful Grid" w:semiHidden="0" w:uiPriority="73" w:unhideWhenUsed="0"/>
+    <w:lsdException w:name="Light Shading Accent 1" w:semiHidden="0" w:uiPriority="60" w:unhideWhenUsed="0"/>
+    <w:lsdException w:name="Light List Accent 1" w:semiHidden="0" w:uiPriority="61" w:unhideWhenUsed="0"/>
+    <w:lsdException w:name="Light Grid Accent 1" w:semiHidden="0" w:uiPriority="62" w:unhideWhenUsed="0"/>
+    <w:lsdException w:name="Medium Shading 1 Accent 1" w:semiHidden="0" w:uiPriority="63" w:unhideWhenUsed="0"/>
+    <w:lsdException w:name="Medium Shading 2 Accent 1" w:semiHidden="0" w:uiPriority="64" w:unhideWhenUsed="0"/>
+    <w:lsdException w:name="Medium List 1 Accent 1" w:semiHidden="0" w:uiPriority="65" w:unhideWhenUsed="0"/>
+    <w:lsdException w:name="Revision" w:unhideWhenUsed="0"/>
+    <w:lsdException w:name="List Paragraph" w:semiHidden="0" w:uiPriority="34" w:unhideWhenUsed="0" w:qFormat="1"/>
+    <w:lsdException w:name="Quote" w:semiHidden="0" w:uiPriority="29" w:unhideWhenUsed="0" w:qFormat="1"/>
+    <w:lsdException w:name="Intense Quote" w:semiHidden="0" w:uiPriority="30" w:unhideWhenUsed="0" w:qFormat="1"/>
+    <w:lsdException w:name="Medium List 2 Accent 1" w:semiHidden="0" w:uiPriority="66" w:unhideWhenUsed="0"/>
+    <w:lsdException w:name="Medium Grid 1 Accent 1" w:semiHidden="0" w:uiPriority="67" w:unhideWhenUsed="0"/>
+    <w:lsdException w:name="Medium Grid 2 Accent 1" w:semiHidden="0" w:uiPriority="68" w:unhideWhenUsed="0"/>
+    <w:lsdException w:name="Medium Grid 3 Accent 1" w:semiHidden="0" w:uiPriority="69" w:unhideWhenUsed="0"/>
+    <w:lsdException w:name="Dark List Accent 1" w:semiHidden="0" w:uiPriority="70" w:unhideWhenUsed="0"/>
+    <w:lsdException w:name="Colorful Shading Accent 1" w:semiHidden="0" w:uiPriority="71" w:unhideWhenUsed="0"/>
+    <w:lsdException w:name="Colorful List Accent 1" w:semiHidden="0" w:uiPriority="72" w:unhideWhenUsed="0"/>
+    <w:lsdException w:name="Colorful Grid Accent 1" w:semiHidden="0" w:uiPriority="73" w:unhideWhenUsed="0"/>
+    <w:lsdException w:name="Light Shading Accent 2" w:semiHidden="0" w:uiPriority="60" w:unhideWhenUsed="0"/>
+    <w:lsdException w:name="Light List Accent 2" w:semiHidden="0" w:uiPriority="61" w:unhideWhenUsed="0"/>
+    <w:lsdException w:name="Light Grid Accent 2" w:semiHidden="0" w:uiPriority="62" w:unhideWhenUsed="0"/>
+    <w:lsdException w:name="Medium Shading 1 Accent 2" w:semiHidden="0" w:uiPriority="63" w:unhideWhenUsed="0"/>
+    <w:lsdException w:name="Medium Shading 2 Accent 2" w:semiHidden="0" w:uiPriority="64" w:unhideWhenUsed="0"/>
+    <w:lsdException w:name="Medium List 1 Accent 2" w:semiHidden="0" w:uiPriority="65" w:unhideWhenUsed="0"/>
+    <w:lsdException w:name="Medium List 2 Accent 2" w:semiHidden="0" w:uiPriority="66" w:unhideWhenUsed="0"/>
+    <w:lsdException w:name="Medium Grid 1 Accent 2" w:semiHidden="0" w:uiPriority="67" w:unhideWhenUsed="0"/>
+    <w:lsdException w:name="Medium Grid 2 Accent 2" w:semiHidden="0" w:uiPriority="68" w:unhideWhenUsed="0"/>
+    <w:lsdException w:name="Medium Grid 3 Accent 2" w:semiHidden="0" w:uiPriority="69" w:unhideWhenUsed="0"/>
+    <w:lsdException w:name="Dark List Accent 2" w:semiHidden="0" w:uiPriority="70" w:unhideWhenUsed="0"/>
+    <w:lsdException w:name="Colorful Shading Accent 2" w:semiHidden="0" w:uiPriority="71" w:unhideWhenUsed="0"/>
+    <w:lsdException w:name="Colorful List Accent 2" w:semiHidden="0" w:uiPriority="72" w:unhideWhenUsed="0"/>
+    <w:lsdException w:name="Colorful Grid Accent 2" w:semiHidden="0" w:uiPriority="73" w:unhideWhenUsed="0"/>
+    <w:lsdException w:name="Light Shading Accent 3" w:semiHidden="0" w:uiPriority="60" w:unhideWhenUsed="0"/>
+    <w:lsdException w:name="Light List Accent 3" w:semiHidden="0" w:uiPriority="61" w:unhideWhenUsed="0"/>
+    <w:lsdException w:name="Light Grid Accent 3" w:semiHidden="0" w:uiPriority="62" w:unhideWhenUsed="0"/>
+    <w:lsdException w:name="Medium Shading 1 Accent 3" w:semiHidden="0" w:uiPriority="63" w:unhideWhenUsed="0"/>
+    <w:lsdException w:name="Medium Shading 2 Accent 3" w:semiHidden="0" w:uiPriority="64" w:unhideWhenUsed="0"/>
+    <w:lsdException w:name="Medium List 1 Accent 3" w:semiHidden="0" w:uiPriority="65" w:unhideWhenUsed="0"/>
+    <w:lsdException w:name="Medium List 2 Accent 3" w:semiHidden="0" w:uiPriority="66" w:unhideWhenUsed="0"/>
+    <w:lsdException w:name="Medium Grid 1 Accent 3" w:semiHidden="0" w:uiPriority="67" w:unhideWhenUsed="0"/>
+    <w:lsdException w:name="Medium Grid 2 Accent 3" w:semiHidden="0" w:uiPriority="68" w:unhideWhenUsed="0"/>
+    <w:lsdException w:name="Medium Grid 3 Accent 3" w:semiHidden="0" w:uiPriority="69" w:unhideWhenUsed="0"/>
+    <w:lsdException w:name="Dark List Accent 3" w:semiHidden="0" w:uiPriority="70" w:unhideWhenUsed="0"/>
+    <w:lsdException w:name="Colorful Shading Accent 3" w:semiHidden="0" w:uiPriority="71" w:unhideWhenUsed="0"/>
+    <w:lsdException w:name="Colorful List Accent 3" w:semiHidden="0" w:uiPriority="72" w:unhideWhenUsed="0"/>
+    <w:lsdException w:name="Colorful Grid Accent 3" w:semiHidden="0" w:uiPriority="73" w:unhideWhenUsed="0"/>
+    <w:lsdException w:name="Light Shading Accent 4" w:semiHidden="0" w:uiPriority="60" w:unhideWhenUsed="0"/>
+    <w:lsdException w:name="Light List Accent 4" w:semiHidden="0" w:uiPriority="61" w:unhideWhenUsed="0"/>
+    <w:lsdException w:name="Light Grid Accent 4" w:semiHidden="0" w:uiPriority="62" w:unhideWhenUsed="0"/>
+    <w:lsdException w:name="Medium Shading 1 Accent 4" w:semiHidden="0" w:uiPriority="63" w:unhideWhenUsed="0"/>
+    <w:lsdException w:name="Medium Shading 2 Accent 4" w:semiHidden="0" w:uiPriority="64" w:unhideWhenUsed="0"/>
+    <w:lsdException w:name="Medium List 1 Accent 4" w:semiHidden="0" w:uiPriority="65" w:unhideWhenUsed="0"/>
+    <w:lsdException w:name="Medium List 2 Accent 4" w:semiHidden="0" w:uiPriority="66" w:unhideWhenUsed="0"/>
+    <w:lsdException w:name="Medium Grid 1 Accent 4" w:semiHidden="0" w:uiPriority="67" w:unhideWhenUsed="0"/>
+    <w:lsdException w:name="Medium Grid 2 Accent 4" w:semiHidden="0" w:uiPriority="68" w:unhideWhenUsed="0"/>
+    <w:lsdException w:name="Medium Grid 3 Accent 4" w:semiHidden="0" w:uiPriority="69" w:unhideWhenUsed="0"/>
+    <w:lsdException w:name="Dark List Accent 4" w:semiHidden="0" w:uiPriority="70" w:unhideWhenUsed="0"/>
+    <w:lsdException w:name="Colorful Shading Accent 4" w:semiHidden="0" w:uiPriority="71" w:unhideWhenUsed="0"/>
+    <w:lsdException w:name="Colorful List Accent 4" w:semiHidden="0" w:uiPriority="72" w:unhideWhenUsed="0"/>
+    <w:lsdException w:name="Colorful Grid Accent 4" w:semiHidden="0" w:uiPriority="73" w:unhideWhenUsed="0"/>
+    <w:lsdException w:name="Light Shading Accent 5" w:semiHidden="0" w:uiPriority="60" w:unhideWhenUsed="0"/>
+    <w:lsdException w:name="Light List Accent 5" w:semiHidden="0" w:uiPriority="61" w:unhideWhenUsed="0"/>
+    <w:lsdException w:name="Light Grid Accent 5" w:semiHidden="0" w:uiPriority="62" w:unhideWhenUsed="0"/>
+    <w:lsdException w:name="Medium Shading 1 Accent 5" w:semiHidden="0" w:uiPriority="63" w:unhideWhenUsed="0"/>
+    <w:lsdException w:name="Medium Shading 2 Accent 5" w:semiHidden="0" w:uiPriority="64" w:unhideWhenUsed="0"/>
+    <w:lsdException w:name="Medium List 1 Accent 5" w:semiHidden="0" w:uiPriority="65" w:unhideWhenUsed="0"/>
+    <w:lsdException w:name="Medium List 2 Accent 5" w:semiHidden="0" w:uiPriority="66" w:unhideWhenUsed="0"/>
+    <w:lsdException w:name="Medium Grid 1 Accent 5" w:semiHidden="0" w:uiPriority="67" w:unhideWhenUsed="0"/>
+    <w:lsdException w:name="Medium Grid 2 Accent 5" w:semiHidden="0" w:uiPriority="68" w:unhideWhenUsed="0"/>
+    <w:lsdException w:name="Medium Grid 3 Accent 5" w:semiHidden="0" w:uiPriority="69" w:unhideWhenUsed="0"/>
+    <w:lsdException w:name="Dark List Accent 5" w:semiHidden="0" w:uiPriority="70" w:unhideWhenUsed="0"/>
+    <w:lsdException w:name="Colorful Shading Accent 5" w:semiHidden="0" w:uiPriority="71" w:unhideWhenUsed="0"/>
+    <w:lsdException w:name="Colorful List Accent 5" w:semiHidden="0" w:uiPriority="72" w:unhideWhenUsed="0"/>
+    <w:lsdException w:name="Colorful Grid Accent 5" w:semiHidden="0" w:uiPriority="73" w:unhideWhenUsed="0"/>
+    <w:lsdException w:name="Light Shading Accent 6" w:semiHidden="0" w:uiPriority="60" w:unhideWhenUsed="0"/>
+    <w:lsdException w:name="Light List Accent 6" w:semiHidden="0" w:uiPriority="61" w:unhideWhenUsed="0"/>
+    <w:lsdException w:name="Light Grid Accent 6" w:semiHidden="0" w:uiPriority="62" w:unhideWhenUsed="0"/>
+    <w:lsdException w:name="Medium Shading 1 Accent 6" w:semiHidden="0" w:uiPriority="63" w:unhideWhenUsed="0"/>
+    <w:lsdException w:name="Medium Shading 2 Accent 6" w:semiHidden="0" w:uiPriority="64" w:unhideWhenUsed="0"/>
+    <w:lsdException w:name="Medium List 1 Accent 6" w:semiHidden="0" w:uiPriority="65" w:unhideWhenUsed="0"/>
+    <w:lsdException w:name="Medium List 2 Accent 6" w:semiHidden="0" w:uiPriority="66" w:unhideWhenUsed="0"/>
+    <w:lsdException w:name="Medium Grid 1 Accent 6" w:semiHidden="0" w:uiPriority="67" w:unhideWhenUsed="0"/>
+    <w:lsdException w:name="Medium Grid 2 Accent 6" w:semiHidden="0" w:uiPriority="68" w:unhideWhenUsed="0"/>
+    <w:lsdException w:name="Medium Grid 3 Accent 6" w:semiHidden="0" w:uiPriority="69" w:unhideWhenUsed="0"/>
+    <w:lsdException w:name="Dark List Accent 6" w:semiHidden="0" w:uiPriority="70" w:unhideWhenUsed="0"/>
+    <w:lsdException w:name="Colorful Shading Accent 6" w:semiHidden="0" w:uiPriority="71" w:unhideWhenUsed="0"/>
+    <w:lsdException w:name="Colorful List Accent 6" w:semiHidden="0" w:uiPriority="72" w:unhideWhenUsed="0"/>
+    <w:lsdException w:name="Colorful Grid Accent 6" w:semiHidden="0" w:uiPriority="73" w:unhideWhenUsed="0"/>
+    <w:lsdException w:name="Subtle Emphasis" w:semiHidden="0" w:uiPriority="19" w:unhideWhenUsed="0" w:qFormat="1"/>
+    <w:lsdException w:name="Intense Emphasis" w:semiHidden="0" w:uiPriority="21" w:unhideWhenUsed="0" w:qFormat="1"/>
+    <w:lsdException w:name="Subtle Reference" w:semiHidden="0" w:uiPriority="31" w:unhideWhenUsed="0" w:qFormat="1"/>
+    <w:lsdException w:name="Intense Reference" w:semiHidden="0" w:uiPriority="32" w:unhideWhenUsed="0" w:qFormat="1"/>
+    <w:lsdException w:name="Book Title" w:semiHidden="0" w:uiPriority="33" w:unhideWhenUsed="0" w:qFormat="1"/>
+    <w:lsdException w:name="Bibliography" w:uiPriority="37"/>
+    <w:lsdException w:name="TOC Heading" w:uiPriority="39" w:qFormat="1"/>
+  </w:latentStyles>
+  <w:style w:type="paragraph" w:default="1" w:styleId="a">
+    <w:name w:val="Normal"/>
+    <w:qFormat/>
+  </w:style>
+  <w:style w:type="character" w:default="1" w:styleId="a0">
+    <w:name w:val="Default Paragraph Font"/>
+    <w:uiPriority w:val="1"/>
+    <w:semiHidden/>
+    <w:unhideWhenUsed/>
+  </w:style>
+  <w:style w:type="table" w:default="1" w:styleId="a1">
+    <w:name w:val="Normal Table"/>
+    <w:uiPriority w:val="99"/>
+    <w:semiHidden/>
+    <w:unhideWhenUsed/>
+    <w:tblPr>
+      <w:tblInd w:w="0" w:type="dxa"/>
+      <w:tblCellMar>
+        <w:top w:w="0" w:type="dxa"/>
+        <w:left w:w="108" w:type="dxa"/>
+        <w:bottom w:w="0" w:type="dxa"/>
+        <w:right w:w="108" w:type="dxa"/>
+      </w:tblCellMar>
+    </w:tblPr>
+  </w:style>
+  <w:style w:type="numbering" w:default="1" w:styleId="a2">
+    <w:name w:val="No List"/>
+    <w:uiPriority w:val="99"/>
+    <w:semiHidden/>
+    <w:unhideWhenUsed/>
   </w:style>
 </w:styles>
 </file>
@@ -5179,7 +5469,7 @@
 </file>
 
 <file path=customXml/itemProps1.xml><?xml version="1.0" encoding="utf-8"?>
-<ds:datastoreItem xmlns:ds="http://schemas.openxmlformats.org/officeDocument/2006/customXml" ds:itemID="{0521CBCB-2605-4378-B6D6-6821FEC665B3}">
+<ds:datastoreItem xmlns:ds="http://schemas.openxmlformats.org/officeDocument/2006/customXml" ds:itemID="{8907FC5E-693C-41E4-A234-20D30844B19F}">
   <ds:schemaRefs>
     <ds:schemaRef ds:uri="http://schemas.openxmlformats.org/officeDocument/2006/bibliography"/>
   </ds:schemaRefs>
